--- a/lessons/2-2/downloads/reveal/teacher/2.2-session-1-prerequisite-practice-a.docx
+++ b/lessons/2-2/downloads/reveal/teacher/2.2-session-1-prerequisite-practice-a.docx
@@ -15,10 +15,28 @@
         <w:rPr>
           <w:rFonts w:ascii="Avenir Next" w:hAnsi="Avenir Next" w:cs="Avenir Next" w:eastAsia="Avenir Next"/>
           <w:color w:val="1A1A1A"/>
+          <w:sz w:val="22"/>
+          <w:szCs w:val="20"/>
+        </w:rPr>
+        <w:t xml:space="preserve">Name</w:t>
+      </w:r>
+      <w:r>
+        <w:rPr>
+          <w:rFonts w:ascii="Avenir Next" w:hAnsi="Avenir Next" w:cs="Avenir Next" w:eastAsia="Avenir Next"/>
+          <w:color w:val="1A1A1A"/>
           <w:sz w:val="20"/>
           <w:szCs w:val="20"/>
         </w:rPr>
-        <w:t xml:space="preserve">Name</w:t>
+        <w:tab/>
+      </w:r>
+      <w:r>
+        <w:rPr>
+          <w:rFonts w:ascii="Avenir Next" w:hAnsi="Avenir Next" w:cs="Avenir Next" w:eastAsia="Avenir Next"/>
+          <w:color w:val="1A1A1A"/>
+          <w:sz w:val="22"/>
+          <w:szCs w:val="20"/>
+        </w:rPr>
+        <w:t xml:space="preserve">   Date</w:t>
       </w:r>
       <w:r>
         <w:rPr>
@@ -33,25 +51,7 @@
         <w:rPr>
           <w:rFonts w:ascii="Avenir Next" w:hAnsi="Avenir Next" w:cs="Avenir Next" w:eastAsia="Avenir Next"/>
           <w:color w:val="1A1A1A"/>
-          <w:sz w:val="20"/>
-          <w:szCs w:val="20"/>
-        </w:rPr>
-        <w:t xml:space="preserve">   Date</w:t>
-      </w:r>
-      <w:r>
-        <w:rPr>
-          <w:rFonts w:ascii="Avenir Next" w:hAnsi="Avenir Next" w:cs="Avenir Next" w:eastAsia="Avenir Next"/>
-          <w:color w:val="1A1A1A"/>
-          <w:sz w:val="20"/>
-          <w:szCs w:val="20"/>
-        </w:rPr>
-        <w:tab/>
-      </w:r>
-      <w:r>
-        <w:rPr>
-          <w:rFonts w:ascii="Avenir Next" w:hAnsi="Avenir Next" w:cs="Avenir Next" w:eastAsia="Avenir Next"/>
-          <w:color w:val="1A1A1A"/>
-          <w:sz w:val="20"/>
+          <w:sz w:val="22"/>
           <w:szCs w:val="20"/>
         </w:rPr>
         <w:t xml:space="preserve">   Period</w:t>
@@ -78,7 +78,7 @@
           <w:caps/>
           <w:color w:val="003A70"/>
           <w:spacing w:val="12"/>
-          <w:sz w:val="19"/>
+          <w:sz w:val="22"/>
           <w:szCs w:val="19"/>
         </w:rPr>
         <w:t xml:space="preserve">Lesson 2-2  ·  Session 1  ·  Prerequisite Practice A  ·  Skill 1 of 2</w:t>
@@ -86,6 +86,7 @@
     </w:p>
     <w:p>
       <w:pPr>
+        <w:pStyle w:val="Heading1"/>
         <w:keepNext/>
         <w:spacing w:before="0" w:after="10" w:line="240" w:lineRule="auto"/>
       </w:pPr>
@@ -111,7 +112,7 @@
         <w:rPr>
           <w:rFonts w:ascii="Avenir Next" w:hAnsi="Avenir Next" w:cs="Avenir Next" w:eastAsia="Avenir Next"/>
           <w:color w:val="5A5F66"/>
-          <w:sz w:val="17"/>
+          <w:sz w:val="22"/>
           <w:szCs w:val="17"/>
         </w:rPr>
         <w:t xml:space="preserve">Builds on Grade 4 · 4.NBT.B.4</w:t>
@@ -154,6 +155,7 @@
           </w:tcPr>
           <w:p>
             <w:pPr>
+              <w:pStyle w:val="Heading2"/>
               <w:spacing w:before="0" w:after="0" w:line="252" w:lineRule="auto"/>
             </w:pPr>
             <w:r>
@@ -183,7 +185,7 @@
               <w:rPr>
                 <w:rFonts w:ascii="Avenir Next" w:hAnsi="Avenir Next" w:cs="Avenir Next" w:eastAsia="Avenir Next"/>
                 <w:color w:val="1A1A1A"/>
-                <w:sz w:val="20"/>
+                <w:sz w:val="22"/>
                 <w:szCs w:val="20"/>
               </w:rPr>
               <w:t xml:space="preserve">You will check that bars add to the total. In problem 4, bars of 2 and 4 and one more bar make 9.</w:t>
@@ -203,6 +205,7 @@
           </w:tcPr>
           <w:p>
             <w:pPr>
+              <w:pStyle w:val="Heading2"/>
               <w:spacing w:before="0" w:after="0" w:line="252" w:lineRule="auto"/>
             </w:pPr>
             <w:r>
@@ -232,7 +235,7 @@
               <w:rPr>
                 <w:rFonts w:ascii="Avenir Next" w:hAnsi="Avenir Next" w:cs="Avenir Next" w:eastAsia="Avenir Next"/>
                 <w:color w:val="1A1A1A"/>
-                <w:sz w:val="20"/>
+                <w:sz w:val="22"/>
                 <w:szCs w:val="20"/>
               </w:rPr>
               <w:t xml:space="preserve">Add three to five numbers quickly and correctly.  </w:t>
@@ -242,7 +245,7 @@
                 <w:rFonts w:ascii="Avenir Next" w:hAnsi="Avenir Next" w:cs="Avenir Next" w:eastAsia="Avenir Next"/>
                 <w:b/>
                 <w:color w:val="1A1A1A"/>
-                <w:sz w:val="20"/>
+                <w:sz w:val="22"/>
                 <w:szCs w:val="20"/>
               </w:rPr>
               <w:t xml:space="preserve">You will use it in Practice Form A, problems 2 and 4.</w:t>
@@ -253,6 +256,7 @@
     </w:tbl>
     <w:p>
       <w:pPr>
+        <w:pStyle w:val="Heading2"/>
         <w:keepNext/>
         <w:pBdr>
           <w:bottom w:val="single" w:sz="8" w:space="3" w:color="003A70"/>
@@ -268,7 +272,7 @@
           <w:b/>
           <w:color w:val="003A70"/>
           <w:spacing w:val="14"/>
-          <w:sz w:val="19"/>
+          <w:sz w:val="22"/>
           <w:szCs w:val="19"/>
         </w:rPr>
         <w:t xml:space="preserve">STEPS TO FOLLOW</w:t>
@@ -287,7 +291,7 @@
           <w:rFonts w:ascii="Avenir Next" w:hAnsi="Avenir Next" w:cs="Avenir Next" w:eastAsia="Avenir Next"/>
           <w:i/>
           <w:color w:val="5A5F66"/>
-          <w:sz w:val="17"/>
+          <w:sz w:val="22"/>
           <w:szCs w:val="17"/>
         </w:rPr>
         <w:t xml:space="preserve">use these same steps on every problem</w:t>
@@ -329,6 +333,7 @@
           </w:tcPr>
           <w:p>
             <w:pPr>
+              <w:pStyle w:val="Heading1"/>
               <w:spacing w:before="0" w:after="0" w:line="240" w:lineRule="auto"/>
               <w:jc w:val="center"/>
             </w:pPr>
@@ -357,7 +362,7 @@
               <w:rPr>
                 <w:rFonts w:ascii="Avenir Next" w:hAnsi="Avenir Next" w:cs="Avenir Next" w:eastAsia="Avenir Next"/>
                 <w:color w:val="1A1A1A"/>
-                <w:sz w:val="21"/>
+                <w:sz w:val="22"/>
                 <w:szCs w:val="21"/>
               </w:rPr>
               <w:t xml:space="preserve">Look for </w:t>
@@ -367,7 +372,7 @@
                 <w:rFonts w:ascii="Avenir Next" w:hAnsi="Avenir Next" w:cs="Avenir Next" w:eastAsia="Avenir Next"/>
                 <w:b/>
                 <w:color w:val="1A1A1A"/>
-                <w:sz w:val="21"/>
+                <w:sz w:val="22"/>
                 <w:szCs w:val="21"/>
               </w:rPr>
               <w:t xml:space="preserve">pairs</w:t>
@@ -376,7 +381,7 @@
               <w:rPr>
                 <w:rFonts w:ascii="Avenir Next" w:hAnsi="Avenir Next" w:cs="Avenir Next" w:eastAsia="Avenir Next"/>
                 <w:color w:val="1A1A1A"/>
-                <w:sz w:val="21"/>
+                <w:sz w:val="22"/>
                 <w:szCs w:val="21"/>
               </w:rPr>
               <w:t xml:space="preserve"> that make 10.</w:t>
@@ -395,6 +400,7 @@
           </w:tcPr>
           <w:p>
             <w:pPr>
+              <w:pStyle w:val="Heading1"/>
               <w:spacing w:before="0" w:after="0" w:line="240" w:lineRule="auto"/>
               <w:jc w:val="center"/>
             </w:pPr>
@@ -424,7 +430,7 @@
                 <w:rFonts w:ascii="Avenir Next" w:hAnsi="Avenir Next" w:cs="Avenir Next" w:eastAsia="Avenir Next"/>
                 <w:b/>
                 <w:color w:val="1A1A1A"/>
-                <w:sz w:val="21"/>
+                <w:sz w:val="22"/>
                 <w:szCs w:val="21"/>
               </w:rPr>
               <w:t xml:space="preserve">Add</w:t>
@@ -433,7 +439,7 @@
               <w:rPr>
                 <w:rFonts w:ascii="Avenir Next" w:hAnsi="Avenir Next" w:cs="Avenir Next" w:eastAsia="Avenir Next"/>
                 <w:color w:val="1A1A1A"/>
-                <w:sz w:val="21"/>
+                <w:sz w:val="22"/>
                 <w:szCs w:val="21"/>
               </w:rPr>
               <w:t xml:space="preserve"> the pairs first.</w:t>
@@ -452,6 +458,7 @@
           </w:tcPr>
           <w:p>
             <w:pPr>
+              <w:pStyle w:val="Heading1"/>
               <w:spacing w:before="0" w:after="0" w:line="240" w:lineRule="auto"/>
               <w:jc w:val="center"/>
             </w:pPr>
@@ -480,7 +487,7 @@
               <w:rPr>
                 <w:rFonts w:ascii="Avenir Next" w:hAnsi="Avenir Next" w:cs="Avenir Next" w:eastAsia="Avenir Next"/>
                 <w:color w:val="1A1A1A"/>
-                <w:sz w:val="21"/>
+                <w:sz w:val="22"/>
                 <w:szCs w:val="21"/>
               </w:rPr>
               <w:t xml:space="preserve">Add the </w:t>
@@ -490,7 +497,7 @@
                 <w:rFonts w:ascii="Avenir Next" w:hAnsi="Avenir Next" w:cs="Avenir Next" w:eastAsia="Avenir Next"/>
                 <w:b/>
                 <w:color w:val="1A1A1A"/>
-                <w:sz w:val="21"/>
+                <w:sz w:val="22"/>
                 <w:szCs w:val="21"/>
               </w:rPr>
               <w:t xml:space="preserve">rest</w:t>
@@ -499,7 +506,7 @@
               <w:rPr>
                 <w:rFonts w:ascii="Avenir Next" w:hAnsi="Avenir Next" w:cs="Avenir Next" w:eastAsia="Avenir Next"/>
                 <w:color w:val="1A1A1A"/>
-                <w:sz w:val="21"/>
+                <w:sz w:val="22"/>
                 <w:szCs w:val="21"/>
               </w:rPr>
               <w:t xml:space="preserve"> of the numbers.</w:t>
@@ -510,6 +517,7 @@
     </w:tbl>
     <w:p>
       <w:pPr>
+        <w:pStyle w:val="Heading2"/>
         <w:keepNext/>
         <w:pBdr>
           <w:bottom w:val="single" w:sz="8" w:space="3" w:color="003A70"/>
@@ -525,7 +533,7 @@
           <w:b/>
           <w:color w:val="003A70"/>
           <w:spacing w:val="14"/>
-          <w:sz w:val="19"/>
+          <w:sz w:val="22"/>
           <w:szCs w:val="19"/>
         </w:rPr>
         <w:t xml:space="preserve">WATCH ME</w:t>
@@ -544,7 +552,7 @@
           <w:rFonts w:ascii="Avenir Next" w:hAnsi="Avenir Next" w:cs="Avenir Next" w:eastAsia="Avenir Next"/>
           <w:i/>
           <w:color w:val="5A5F66"/>
-          <w:sz w:val="17"/>
+          <w:sz w:val="22"/>
           <w:szCs w:val="17"/>
         </w:rPr>
         <w:t xml:space="preserve">the steps in action</w:t>
@@ -559,7 +567,7 @@
           <w:rFonts w:ascii="Avenir Next" w:hAnsi="Avenir Next" w:cs="Avenir Next" w:eastAsia="Avenir Next"/>
           <w:b/>
           <w:color w:val="1A1A1A"/>
-          <w:sz w:val="21"/>
+          <w:sz w:val="22"/>
           <w:szCs w:val="21"/>
         </w:rPr>
         <w:t xml:space="preserve">Add 7 + 5 + 3 + 5 + 2.</w:t>
@@ -578,25 +586,25 @@
           <w:rFonts w:ascii="Avenir Next" w:hAnsi="Avenir Next" w:cs="Avenir Next" w:eastAsia="Avenir Next"/>
           <w:b/>
           <w:color w:val="003A70"/>
+          <w:sz w:val="22"/>
+          <w:szCs w:val="19"/>
+        </w:rPr>
+        <w:t xml:space="preserve">Step 1</w:t>
+      </w:r>
+      <w:r>
+        <w:rPr>
+          <w:rFonts w:ascii="Avenir Next" w:hAnsi="Avenir Next" w:cs="Avenir Next" w:eastAsia="Avenir Next"/>
+          <w:color w:val="1A1A1A"/>
           <w:sz w:val="19"/>
           <w:szCs w:val="19"/>
         </w:rPr>
-        <w:t xml:space="preserve">Step 1</w:t>
-      </w:r>
-      <w:r>
-        <w:rPr>
-          <w:rFonts w:ascii="Avenir Next" w:hAnsi="Avenir Next" w:cs="Avenir Next" w:eastAsia="Avenir Next"/>
-          <w:color w:val="1A1A1A"/>
-          <w:sz w:val="19"/>
-          <w:szCs w:val="19"/>
-        </w:rPr>
         <w:tab/>
       </w:r>
       <w:r>
         <w:rPr>
           <w:rFonts w:ascii="Avenir Next" w:hAnsi="Avenir Next" w:cs="Avenir Next" w:eastAsia="Avenir Next"/>
           <w:color w:val="1A1A1A"/>
-          <w:sz w:val="21"/>
+          <w:sz w:val="22"/>
           <w:szCs w:val="21"/>
         </w:rPr>
         <w:t xml:space="preserve">Pairs: 7 + 3 = 10 and 5 + 5 = 10.</w:t>
@@ -615,25 +623,25 @@
           <w:rFonts w:ascii="Avenir Next" w:hAnsi="Avenir Next" w:cs="Avenir Next" w:eastAsia="Avenir Next"/>
           <w:b/>
           <w:color w:val="003A70"/>
+          <w:sz w:val="22"/>
+          <w:szCs w:val="19"/>
+        </w:rPr>
+        <w:t xml:space="preserve">Step 2</w:t>
+      </w:r>
+      <w:r>
+        <w:rPr>
+          <w:rFonts w:ascii="Avenir Next" w:hAnsi="Avenir Next" w:cs="Avenir Next" w:eastAsia="Avenir Next"/>
+          <w:color w:val="1A1A1A"/>
           <w:sz w:val="19"/>
           <w:szCs w:val="19"/>
         </w:rPr>
-        <w:t xml:space="preserve">Step 2</w:t>
-      </w:r>
-      <w:r>
-        <w:rPr>
-          <w:rFonts w:ascii="Avenir Next" w:hAnsi="Avenir Next" w:cs="Avenir Next" w:eastAsia="Avenir Next"/>
-          <w:color w:val="1A1A1A"/>
-          <w:sz w:val="19"/>
-          <w:szCs w:val="19"/>
-        </w:rPr>
         <w:tab/>
       </w:r>
       <w:r>
         <w:rPr>
           <w:rFonts w:ascii="Avenir Next" w:hAnsi="Avenir Next" w:cs="Avenir Next" w:eastAsia="Avenir Next"/>
           <w:color w:val="1A1A1A"/>
-          <w:sz w:val="21"/>
+          <w:sz w:val="22"/>
           <w:szCs w:val="21"/>
         </w:rPr>
         <w:t xml:space="preserve">10 + 10 = 20.</w:t>
@@ -652,25 +660,25 @@
           <w:rFonts w:ascii="Avenir Next" w:hAnsi="Avenir Next" w:cs="Avenir Next" w:eastAsia="Avenir Next"/>
           <w:b/>
           <w:color w:val="003A70"/>
+          <w:sz w:val="22"/>
+          <w:szCs w:val="19"/>
+        </w:rPr>
+        <w:t xml:space="preserve">Step 3</w:t>
+      </w:r>
+      <w:r>
+        <w:rPr>
+          <w:rFonts w:ascii="Avenir Next" w:hAnsi="Avenir Next" w:cs="Avenir Next" w:eastAsia="Avenir Next"/>
+          <w:color w:val="1A1A1A"/>
           <w:sz w:val="19"/>
           <w:szCs w:val="19"/>
         </w:rPr>
-        <w:t xml:space="preserve">Step 3</w:t>
-      </w:r>
-      <w:r>
-        <w:rPr>
-          <w:rFonts w:ascii="Avenir Next" w:hAnsi="Avenir Next" w:cs="Avenir Next" w:eastAsia="Avenir Next"/>
-          <w:color w:val="1A1A1A"/>
-          <w:sz w:val="19"/>
-          <w:szCs w:val="19"/>
-        </w:rPr>
         <w:tab/>
       </w:r>
       <w:r>
         <w:rPr>
           <w:rFonts w:ascii="Avenir Next" w:hAnsi="Avenir Next" w:cs="Avenir Next" w:eastAsia="Avenir Next"/>
           <w:color w:val="1A1A1A"/>
-          <w:sz w:val="21"/>
+          <w:sz w:val="22"/>
           <w:szCs w:val="21"/>
         </w:rPr>
         <w:t xml:space="preserve">20 + 2 = 22.</w:t>
@@ -689,18 +697,18 @@
           <w:rFonts w:ascii="Avenir Next" w:hAnsi="Avenir Next" w:cs="Avenir Next" w:eastAsia="Avenir Next"/>
           <w:b/>
           <w:color w:val="1A1A1A"/>
+          <w:sz w:val="22"/>
+          <w:szCs w:val="21"/>
+        </w:rPr>
+        <w:t xml:space="preserve">Answer</w:t>
+      </w:r>
+      <w:r>
+        <w:rPr>
+          <w:rFonts w:ascii="Avenir Next" w:hAnsi="Avenir Next" w:cs="Avenir Next" w:eastAsia="Avenir Next"/>
+          <w:color w:val="1A1A1A"/>
           <w:sz w:val="21"/>
           <w:szCs w:val="21"/>
         </w:rPr>
-        <w:t xml:space="preserve">Answer</w:t>
-      </w:r>
-      <w:r>
-        <w:rPr>
-          <w:rFonts w:ascii="Avenir Next" w:hAnsi="Avenir Next" w:cs="Avenir Next" w:eastAsia="Avenir Next"/>
-          <w:color w:val="1A1A1A"/>
-          <w:sz w:val="21"/>
-          <w:szCs w:val="21"/>
-        </w:rPr>
         <w:tab/>
       </w:r>
       <w:r>
@@ -708,7 +716,7 @@
           <w:rFonts w:ascii="Avenir Next" w:hAnsi="Avenir Next" w:cs="Avenir Next" w:eastAsia="Avenir Next"/>
           <w:b/>
           <w:color w:val="1A1A1A"/>
-          <w:sz w:val="21"/>
+          <w:sz w:val="22"/>
           <w:szCs w:val="21"/>
         </w:rPr>
         <w:t xml:space="preserve">22</w:t>
@@ -716,6 +724,7 @@
     </w:p>
     <w:p>
       <w:pPr>
+        <w:pStyle w:val="Heading2"/>
         <w:keepNext/>
         <w:pBdr>
           <w:bottom w:val="single" w:sz="8" w:space="3" w:color="003A70"/>
@@ -731,7 +740,7 @@
           <w:b/>
           <w:color w:val="003A70"/>
           <w:spacing w:val="14"/>
-          <w:sz w:val="19"/>
+          <w:sz w:val="22"/>
           <w:szCs w:val="19"/>
         </w:rPr>
         <w:t xml:space="preserve">TRY IT WITH HELP</w:t>
@@ -750,7 +759,7 @@
           <w:rFonts w:ascii="Avenir Next" w:hAnsi="Avenir Next" w:cs="Avenir Next" w:eastAsia="Avenir Next"/>
           <w:i/>
           <w:color w:val="5A5F66"/>
-          <w:sz w:val="17"/>
+          <w:sz w:val="22"/>
           <w:szCs w:val="17"/>
         </w:rPr>
         <w:t xml:space="preserve">fill in each step</w:t>
@@ -808,35 +817,35 @@
           <w:rFonts w:ascii="Avenir Next" w:hAnsi="Avenir Next" w:cs="Avenir Next" w:eastAsia="Avenir Next"/>
           <w:b/>
           <w:color w:val="003A70"/>
+          <w:sz w:val="22"/>
+          <w:szCs w:val="18"/>
+        </w:rPr>
+        <w:t xml:space="preserve">Step 1</w:t>
+      </w:r>
+      <w:r>
+        <w:rPr>
+          <w:rFonts w:ascii="Avenir Next" w:hAnsi="Avenir Next" w:cs="Avenir Next" w:eastAsia="Avenir Next"/>
+          <w:color w:val="1A1A1A"/>
           <w:sz w:val="18"/>
           <w:szCs w:val="18"/>
         </w:rPr>
-        <w:t xml:space="preserve">Step 1</w:t>
-      </w:r>
-      <w:r>
-        <w:rPr>
-          <w:rFonts w:ascii="Avenir Next" w:hAnsi="Avenir Next" w:cs="Avenir Next" w:eastAsia="Avenir Next"/>
-          <w:color w:val="1A1A1A"/>
-          <w:sz w:val="18"/>
-          <w:szCs w:val="18"/>
-        </w:rPr>
         <w:tab/>
       </w:r>
       <w:r>
         <w:rPr>
           <w:rFonts w:ascii="Avenir Next" w:hAnsi="Avenir Next" w:cs="Avenir Next" w:eastAsia="Avenir Next"/>
           <w:color w:val="1A1A1A"/>
+          <w:sz w:val="22"/>
+          <w:szCs w:val="21"/>
+        </w:rPr>
+        <w:t xml:space="preserve">Pair: 6 + </w:t>
+      </w:r>
+      <w:r>
+        <w:rPr>
+          <w:rFonts w:ascii="Avenir Next" w:hAnsi="Avenir Next" w:cs="Avenir Next" w:eastAsia="Avenir Next"/>
+          <w:color w:val="1A1A1A"/>
           <w:sz w:val="21"/>
           <w:szCs w:val="21"/>
-        </w:rPr>
-        <w:t xml:space="preserve">Pair: 6 + </w:t>
-      </w:r>
-      <w:r>
-        <w:rPr>
-          <w:rFonts w:ascii="Avenir Next" w:hAnsi="Avenir Next" w:cs="Avenir Next" w:eastAsia="Avenir Next"/>
-          <w:color w:val="1A1A1A"/>
-          <w:sz w:val="21"/>
-          <w:szCs w:val="21"/>
           <w:u w:val="single"/>
         </w:rPr>
         <w:t xml:space="preserve">                </w:t>
@@ -845,7 +854,7 @@
         <w:rPr>
           <w:rFonts w:ascii="Avenir Next" w:hAnsi="Avenir Next" w:cs="Avenir Next" w:eastAsia="Avenir Next"/>
           <w:color w:val="1A1A1A"/>
-          <w:sz w:val="21"/>
+          <w:sz w:val="22"/>
           <w:szCs w:val="21"/>
         </w:rPr>
         <w:t xml:space="preserve"> = 10.</w:t>
@@ -865,35 +874,35 @@
           <w:rFonts w:ascii="Avenir Next" w:hAnsi="Avenir Next" w:cs="Avenir Next" w:eastAsia="Avenir Next"/>
           <w:b/>
           <w:color w:val="003A70"/>
+          <w:sz w:val="22"/>
+          <w:szCs w:val="18"/>
+        </w:rPr>
+        <w:t xml:space="preserve">Step 2</w:t>
+      </w:r>
+      <w:r>
+        <w:rPr>
+          <w:rFonts w:ascii="Avenir Next" w:hAnsi="Avenir Next" w:cs="Avenir Next" w:eastAsia="Avenir Next"/>
+          <w:color w:val="1A1A1A"/>
           <w:sz w:val="18"/>
           <w:szCs w:val="18"/>
         </w:rPr>
-        <w:t xml:space="preserve">Step 2</w:t>
-      </w:r>
-      <w:r>
-        <w:rPr>
-          <w:rFonts w:ascii="Avenir Next" w:hAnsi="Avenir Next" w:cs="Avenir Next" w:eastAsia="Avenir Next"/>
-          <w:color w:val="1A1A1A"/>
-          <w:sz w:val="18"/>
-          <w:szCs w:val="18"/>
-        </w:rPr>
         <w:tab/>
       </w:r>
       <w:r>
         <w:rPr>
           <w:rFonts w:ascii="Avenir Next" w:hAnsi="Avenir Next" w:cs="Avenir Next" w:eastAsia="Avenir Next"/>
           <w:color w:val="1A1A1A"/>
+          <w:sz w:val="22"/>
+          <w:szCs w:val="21"/>
+        </w:rPr>
+        <w:t xml:space="preserve">The pair makes </w:t>
+      </w:r>
+      <w:r>
+        <w:rPr>
+          <w:rFonts w:ascii="Avenir Next" w:hAnsi="Avenir Next" w:cs="Avenir Next" w:eastAsia="Avenir Next"/>
+          <w:color w:val="1A1A1A"/>
           <w:sz w:val="21"/>
           <w:szCs w:val="21"/>
-        </w:rPr>
-        <w:t xml:space="preserve">The pair makes </w:t>
-      </w:r>
-      <w:r>
-        <w:rPr>
-          <w:rFonts w:ascii="Avenir Next" w:hAnsi="Avenir Next" w:cs="Avenir Next" w:eastAsia="Avenir Next"/>
-          <w:color w:val="1A1A1A"/>
-          <w:sz w:val="21"/>
-          <w:szCs w:val="21"/>
           <w:u w:val="single"/>
         </w:rPr>
         <w:t xml:space="preserve">                </w:t>
@@ -902,7 +911,7 @@
         <w:rPr>
           <w:rFonts w:ascii="Avenir Next" w:hAnsi="Avenir Next" w:cs="Avenir Next" w:eastAsia="Avenir Next"/>
           <w:color w:val="1A1A1A"/>
-          <w:sz w:val="21"/>
+          <w:sz w:val="22"/>
           <w:szCs w:val="21"/>
         </w:rPr>
         <w:t xml:space="preserve">.</w:t>
@@ -922,28 +931,47 @@
           <w:rFonts w:ascii="Avenir Next" w:hAnsi="Avenir Next" w:cs="Avenir Next" w:eastAsia="Avenir Next"/>
           <w:b/>
           <w:color w:val="003A70"/>
+          <w:sz w:val="22"/>
+          <w:szCs w:val="18"/>
+        </w:rPr>
+        <w:t xml:space="preserve">Step 3</w:t>
+      </w:r>
+      <w:r>
+        <w:rPr>
+          <w:rFonts w:ascii="Avenir Next" w:hAnsi="Avenir Next" w:cs="Avenir Next" w:eastAsia="Avenir Next"/>
+          <w:color w:val="1A1A1A"/>
           <w:sz w:val="18"/>
           <w:szCs w:val="18"/>
         </w:rPr>
-        <w:t xml:space="preserve">Step 3</w:t>
-      </w:r>
-      <w:r>
-        <w:rPr>
-          <w:rFonts w:ascii="Avenir Next" w:hAnsi="Avenir Next" w:cs="Avenir Next" w:eastAsia="Avenir Next"/>
-          <w:color w:val="1A1A1A"/>
-          <w:sz w:val="18"/>
-          <w:szCs w:val="18"/>
-        </w:rPr>
         <w:tab/>
       </w:r>
       <w:r>
         <w:rPr>
           <w:rFonts w:ascii="Avenir Next" w:hAnsi="Avenir Next" w:cs="Avenir Next" w:eastAsia="Avenir Next"/>
           <w:color w:val="1A1A1A"/>
+          <w:sz w:val="22"/>
+          <w:szCs w:val="21"/>
+        </w:rPr>
+        <w:t xml:space="preserve">10 + </w:t>
+      </w:r>
+      <w:r>
+        <w:rPr>
+          <w:rFonts w:ascii="Avenir Next" w:hAnsi="Avenir Next" w:cs="Avenir Next" w:eastAsia="Avenir Next"/>
+          <w:color w:val="1A1A1A"/>
           <w:sz w:val="21"/>
           <w:szCs w:val="21"/>
-        </w:rPr>
-        <w:t xml:space="preserve">10 + </w:t>
+          <w:u w:val="single"/>
+        </w:rPr>
+        <w:t xml:space="preserve">                </w:t>
+      </w:r>
+      <w:r>
+        <w:rPr>
+          <w:rFonts w:ascii="Avenir Next" w:hAnsi="Avenir Next" w:cs="Avenir Next" w:eastAsia="Avenir Next"/>
+          <w:color w:val="1A1A1A"/>
+          <w:sz w:val="22"/>
+          <w:szCs w:val="21"/>
+        </w:rPr>
+        <w:t xml:space="preserve"> = </w:t>
       </w:r>
       <w:r>
         <w:rPr>
@@ -959,26 +987,7 @@
         <w:rPr>
           <w:rFonts w:ascii="Avenir Next" w:hAnsi="Avenir Next" w:cs="Avenir Next" w:eastAsia="Avenir Next"/>
           <w:color w:val="1A1A1A"/>
-          <w:sz w:val="21"/>
-          <w:szCs w:val="21"/>
-        </w:rPr>
-        <w:t xml:space="preserve"> = </w:t>
-      </w:r>
-      <w:r>
-        <w:rPr>
-          <w:rFonts w:ascii="Avenir Next" w:hAnsi="Avenir Next" w:cs="Avenir Next" w:eastAsia="Avenir Next"/>
-          <w:color w:val="1A1A1A"/>
-          <w:sz w:val="21"/>
-          <w:szCs w:val="21"/>
-          <w:u w:val="single"/>
-        </w:rPr>
-        <w:t xml:space="preserve">                </w:t>
-      </w:r>
-      <w:r>
-        <w:rPr>
-          <w:rFonts w:ascii="Avenir Next" w:hAnsi="Avenir Next" w:cs="Avenir Next" w:eastAsia="Avenir Next"/>
-          <w:color w:val="1A1A1A"/>
-          <w:sz w:val="21"/>
+          <w:sz w:val="22"/>
           <w:szCs w:val="21"/>
         </w:rPr>
         <w:t xml:space="preserve">.</w:t>
@@ -1041,28 +1050,47 @@
           <w:rFonts w:ascii="Avenir Next" w:hAnsi="Avenir Next" w:cs="Avenir Next" w:eastAsia="Avenir Next"/>
           <w:b/>
           <w:color w:val="003A70"/>
+          <w:sz w:val="22"/>
+          <w:szCs w:val="18"/>
+        </w:rPr>
+        <w:t xml:space="preserve">Step 1</w:t>
+      </w:r>
+      <w:r>
+        <w:rPr>
+          <w:rFonts w:ascii="Avenir Next" w:hAnsi="Avenir Next" w:cs="Avenir Next" w:eastAsia="Avenir Next"/>
+          <w:color w:val="1A1A1A"/>
           <w:sz w:val="18"/>
           <w:szCs w:val="18"/>
         </w:rPr>
-        <w:t xml:space="preserve">Step 1</w:t>
-      </w:r>
-      <w:r>
-        <w:rPr>
-          <w:rFonts w:ascii="Avenir Next" w:hAnsi="Avenir Next" w:cs="Avenir Next" w:eastAsia="Avenir Next"/>
-          <w:color w:val="1A1A1A"/>
-          <w:sz w:val="18"/>
-          <w:szCs w:val="18"/>
-        </w:rPr>
         <w:tab/>
       </w:r>
       <w:r>
         <w:rPr>
           <w:rFonts w:ascii="Avenir Next" w:hAnsi="Avenir Next" w:cs="Avenir Next" w:eastAsia="Avenir Next"/>
           <w:color w:val="1A1A1A"/>
+          <w:sz w:val="22"/>
+          <w:szCs w:val="21"/>
+        </w:rPr>
+        <w:t xml:space="preserve">Pairs: 8 + </w:t>
+      </w:r>
+      <w:r>
+        <w:rPr>
+          <w:rFonts w:ascii="Avenir Next" w:hAnsi="Avenir Next" w:cs="Avenir Next" w:eastAsia="Avenir Next"/>
+          <w:color w:val="1A1A1A"/>
           <w:sz w:val="21"/>
           <w:szCs w:val="21"/>
-        </w:rPr>
-        <w:t xml:space="preserve">Pairs: 8 + </w:t>
+          <w:u w:val="single"/>
+        </w:rPr>
+        <w:t xml:space="preserve">                </w:t>
+      </w:r>
+      <w:r>
+        <w:rPr>
+          <w:rFonts w:ascii="Avenir Next" w:hAnsi="Avenir Next" w:cs="Avenir Next" w:eastAsia="Avenir Next"/>
+          <w:color w:val="1A1A1A"/>
+          <w:sz w:val="22"/>
+          <w:szCs w:val="21"/>
+        </w:rPr>
+        <w:t xml:space="preserve"> and 5 + </w:t>
       </w:r>
       <w:r>
         <w:rPr>
@@ -1078,26 +1106,7 @@
         <w:rPr>
           <w:rFonts w:ascii="Avenir Next" w:hAnsi="Avenir Next" w:cs="Avenir Next" w:eastAsia="Avenir Next"/>
           <w:color w:val="1A1A1A"/>
-          <w:sz w:val="21"/>
-          <w:szCs w:val="21"/>
-        </w:rPr>
-        <w:t xml:space="preserve"> and 5 + </w:t>
-      </w:r>
-      <w:r>
-        <w:rPr>
-          <w:rFonts w:ascii="Avenir Next" w:hAnsi="Avenir Next" w:cs="Avenir Next" w:eastAsia="Avenir Next"/>
-          <w:color w:val="1A1A1A"/>
-          <w:sz w:val="21"/>
-          <w:szCs w:val="21"/>
-          <w:u w:val="single"/>
-        </w:rPr>
-        <w:t xml:space="preserve">                </w:t>
-      </w:r>
-      <w:r>
-        <w:rPr>
-          <w:rFonts w:ascii="Avenir Next" w:hAnsi="Avenir Next" w:cs="Avenir Next" w:eastAsia="Avenir Next"/>
-          <w:color w:val="1A1A1A"/>
-          <w:sz w:val="21"/>
+          <w:sz w:val="22"/>
           <w:szCs w:val="21"/>
         </w:rPr>
         <w:t xml:space="preserve">.</w:t>
@@ -1117,35 +1126,35 @@
           <w:rFonts w:ascii="Avenir Next" w:hAnsi="Avenir Next" w:cs="Avenir Next" w:eastAsia="Avenir Next"/>
           <w:b/>
           <w:color w:val="003A70"/>
+          <w:sz w:val="22"/>
+          <w:szCs w:val="18"/>
+        </w:rPr>
+        <w:t xml:space="preserve">Step 2</w:t>
+      </w:r>
+      <w:r>
+        <w:rPr>
+          <w:rFonts w:ascii="Avenir Next" w:hAnsi="Avenir Next" w:cs="Avenir Next" w:eastAsia="Avenir Next"/>
+          <w:color w:val="1A1A1A"/>
           <w:sz w:val="18"/>
           <w:szCs w:val="18"/>
         </w:rPr>
-        <w:t xml:space="preserve">Step 2</w:t>
-      </w:r>
-      <w:r>
-        <w:rPr>
-          <w:rFonts w:ascii="Avenir Next" w:hAnsi="Avenir Next" w:cs="Avenir Next" w:eastAsia="Avenir Next"/>
-          <w:color w:val="1A1A1A"/>
-          <w:sz w:val="18"/>
-          <w:szCs w:val="18"/>
-        </w:rPr>
         <w:tab/>
       </w:r>
       <w:r>
         <w:rPr>
           <w:rFonts w:ascii="Avenir Next" w:hAnsi="Avenir Next" w:cs="Avenir Next" w:eastAsia="Avenir Next"/>
           <w:color w:val="1A1A1A"/>
+          <w:sz w:val="22"/>
+          <w:szCs w:val="21"/>
+        </w:rPr>
+        <w:t xml:space="preserve">10 + 10 = </w:t>
+      </w:r>
+      <w:r>
+        <w:rPr>
+          <w:rFonts w:ascii="Avenir Next" w:hAnsi="Avenir Next" w:cs="Avenir Next" w:eastAsia="Avenir Next"/>
+          <w:color w:val="1A1A1A"/>
           <w:sz w:val="21"/>
           <w:szCs w:val="21"/>
-        </w:rPr>
-        <w:t xml:space="preserve">10 + 10 = </w:t>
-      </w:r>
-      <w:r>
-        <w:rPr>
-          <w:rFonts w:ascii="Avenir Next" w:hAnsi="Avenir Next" w:cs="Avenir Next" w:eastAsia="Avenir Next"/>
-          <w:color w:val="1A1A1A"/>
-          <w:sz w:val="21"/>
-          <w:szCs w:val="21"/>
           <w:u w:val="single"/>
         </w:rPr>
         <w:t xml:space="preserve">                </w:t>
@@ -1154,7 +1163,7 @@
         <w:rPr>
           <w:rFonts w:ascii="Avenir Next" w:hAnsi="Avenir Next" w:cs="Avenir Next" w:eastAsia="Avenir Next"/>
           <w:color w:val="1A1A1A"/>
-          <w:sz w:val="21"/>
+          <w:sz w:val="22"/>
           <w:szCs w:val="21"/>
         </w:rPr>
         <w:t xml:space="preserve">.</w:t>
@@ -1174,28 +1183,47 @@
           <w:rFonts w:ascii="Avenir Next" w:hAnsi="Avenir Next" w:cs="Avenir Next" w:eastAsia="Avenir Next"/>
           <w:b/>
           <w:color w:val="003A70"/>
+          <w:sz w:val="22"/>
+          <w:szCs w:val="18"/>
+        </w:rPr>
+        <w:t xml:space="preserve">Step 3</w:t>
+      </w:r>
+      <w:r>
+        <w:rPr>
+          <w:rFonts w:ascii="Avenir Next" w:hAnsi="Avenir Next" w:cs="Avenir Next" w:eastAsia="Avenir Next"/>
+          <w:color w:val="1A1A1A"/>
           <w:sz w:val="18"/>
           <w:szCs w:val="18"/>
         </w:rPr>
-        <w:t xml:space="preserve">Step 3</w:t>
-      </w:r>
-      <w:r>
-        <w:rPr>
-          <w:rFonts w:ascii="Avenir Next" w:hAnsi="Avenir Next" w:cs="Avenir Next" w:eastAsia="Avenir Next"/>
-          <w:color w:val="1A1A1A"/>
-          <w:sz w:val="18"/>
-          <w:szCs w:val="18"/>
-        </w:rPr>
         <w:tab/>
       </w:r>
       <w:r>
         <w:rPr>
           <w:rFonts w:ascii="Avenir Next" w:hAnsi="Avenir Next" w:cs="Avenir Next" w:eastAsia="Avenir Next"/>
           <w:color w:val="1A1A1A"/>
+          <w:sz w:val="22"/>
+          <w:szCs w:val="21"/>
+        </w:rPr>
+        <w:t xml:space="preserve">20 + </w:t>
+      </w:r>
+      <w:r>
+        <w:rPr>
+          <w:rFonts w:ascii="Avenir Next" w:hAnsi="Avenir Next" w:cs="Avenir Next" w:eastAsia="Avenir Next"/>
+          <w:color w:val="1A1A1A"/>
           <w:sz w:val="21"/>
           <w:szCs w:val="21"/>
-        </w:rPr>
-        <w:t xml:space="preserve">20 + </w:t>
+          <w:u w:val="single"/>
+        </w:rPr>
+        <w:t xml:space="preserve">                </w:t>
+      </w:r>
+      <w:r>
+        <w:rPr>
+          <w:rFonts w:ascii="Avenir Next" w:hAnsi="Avenir Next" w:cs="Avenir Next" w:eastAsia="Avenir Next"/>
+          <w:color w:val="1A1A1A"/>
+          <w:sz w:val="22"/>
+          <w:szCs w:val="21"/>
+        </w:rPr>
+        <w:t xml:space="preserve"> = </w:t>
       </w:r>
       <w:r>
         <w:rPr>
@@ -1211,26 +1239,7 @@
         <w:rPr>
           <w:rFonts w:ascii="Avenir Next" w:hAnsi="Avenir Next" w:cs="Avenir Next" w:eastAsia="Avenir Next"/>
           <w:color w:val="1A1A1A"/>
-          <w:sz w:val="21"/>
-          <w:szCs w:val="21"/>
-        </w:rPr>
-        <w:t xml:space="preserve"> = </w:t>
-      </w:r>
-      <w:r>
-        <w:rPr>
-          <w:rFonts w:ascii="Avenir Next" w:hAnsi="Avenir Next" w:cs="Avenir Next" w:eastAsia="Avenir Next"/>
-          <w:color w:val="1A1A1A"/>
-          <w:sz w:val="21"/>
-          <w:szCs w:val="21"/>
-          <w:u w:val="single"/>
-        </w:rPr>
-        <w:t xml:space="preserve">                </w:t>
-      </w:r>
-      <w:r>
-        <w:rPr>
-          <w:rFonts w:ascii="Avenir Next" w:hAnsi="Avenir Next" w:cs="Avenir Next" w:eastAsia="Avenir Next"/>
-          <w:color w:val="1A1A1A"/>
-          <w:sz w:val="21"/>
+          <w:sz w:val="22"/>
           <w:szCs w:val="21"/>
         </w:rPr>
         <w:t xml:space="preserve">.</w:t>
@@ -1243,6 +1252,7 @@
     </w:p>
     <w:p>
       <w:pPr>
+        <w:pStyle w:val="Heading2"/>
         <w:keepNext/>
         <w:pBdr>
           <w:bottom w:val="single" w:sz="8" w:space="3" w:color="003A70"/>
@@ -1258,7 +1268,7 @@
           <w:b/>
           <w:color w:val="003A70"/>
           <w:spacing w:val="14"/>
-          <w:sz w:val="19"/>
+          <w:sz w:val="22"/>
           <w:szCs w:val="19"/>
         </w:rPr>
         <w:t xml:space="preserve">YOUR TURN</w:t>
@@ -1277,7 +1287,7 @@
           <w:rFonts w:ascii="Avenir Next" w:hAnsi="Avenir Next" w:cs="Avenir Next" w:eastAsia="Avenir Next"/>
           <w:i/>
           <w:color w:val="5A5F66"/>
-          <w:sz w:val="17"/>
+          <w:sz w:val="22"/>
           <w:szCs w:val="17"/>
         </w:rPr>
         <w:t xml:space="preserve">use the steps on your own</w:t>
@@ -1449,7 +1459,7 @@
                       <w:szCs w:val="22"/>
                       <w:u w:val="single"/>
                     </w:rPr>
-                    <w:t xml:space="preserve">      </w:t>
+                    <w:t xml:space="preserve">          </w:t>
                   </w:r>
                 </w:p>
               </w:tc>
@@ -1511,7 +1521,7 @@
                       <w:szCs w:val="22"/>
                       <w:u w:val="single"/>
                     </w:rPr>
-                    <w:t xml:space="preserve">      </w:t>
+                    <w:t xml:space="preserve">          </w:t>
                   </w:r>
                 </w:p>
               </w:tc>
@@ -1573,7 +1583,7 @@
                       <w:szCs w:val="22"/>
                       <w:u w:val="single"/>
                     </w:rPr>
-                    <w:t xml:space="preserve">      </w:t>
+                    <w:t xml:space="preserve">          </w:t>
                   </w:r>
                 </w:p>
               </w:tc>
@@ -1641,7 +1651,7 @@
                       <w:szCs w:val="22"/>
                       <w:u w:val="single"/>
                     </w:rPr>
-                    <w:t xml:space="preserve">      </w:t>
+                    <w:t xml:space="preserve">          </w:t>
                   </w:r>
                 </w:p>
               </w:tc>
@@ -1703,7 +1713,7 @@
                       <w:szCs w:val="22"/>
                       <w:u w:val="single"/>
                     </w:rPr>
-                    <w:t xml:space="preserve">      </w:t>
+                    <w:t xml:space="preserve">          </w:t>
                   </w:r>
                 </w:p>
               </w:tc>
@@ -1765,7 +1775,7 @@
                       <w:szCs w:val="22"/>
                       <w:u w:val="single"/>
                     </w:rPr>
-                    <w:t xml:space="preserve">      </w:t>
+                    <w:t xml:space="preserve">          </w:t>
                   </w:r>
                 </w:p>
               </w:tc>
@@ -1788,7 +1798,7 @@
       <w:pPr>
         <w:pageBreakBefore/>
         <w:keepNext/>
-        <w:spacing w:before="0" w:after="12" w:line="264" w:lineRule="auto"/>
+        <w:spacing w:before="0" w:after="12" w:line="252" w:lineRule="auto"/>
       </w:pPr>
       <w:r>
         <w:rPr>
@@ -1797,7 +1807,7 @@
           <w:caps/>
           <w:color w:val="003A70"/>
           <w:spacing w:val="12"/>
-          <w:sz w:val="19"/>
+          <w:sz w:val="22"/>
           <w:szCs w:val="19"/>
         </w:rPr>
         <w:t xml:space="preserve">Lesson 2-2  ·  Session 1  ·  Prerequisite Practice A  ·  Skill 2 of 2</w:t>
@@ -1805,6 +1815,7 @@
     </w:p>
     <w:p>
       <w:pPr>
+        <w:pStyle w:val="Heading1"/>
         <w:keepNext/>
         <w:spacing w:before="0" w:after="10" w:line="240" w:lineRule="auto"/>
       </w:pPr>
@@ -1824,13 +1835,13 @@
         <w:pBdr>
           <w:bottom w:val="single" w:sz="4" w:space="5" w:color="C9CDD2"/>
         </w:pBdr>
-        <w:spacing w:before="0" w:after="60" w:line="264" w:lineRule="auto"/>
+        <w:spacing w:before="0" w:after="60" w:line="252" w:lineRule="auto"/>
       </w:pPr>
       <w:r>
         <w:rPr>
           <w:rFonts w:ascii="Avenir Next" w:hAnsi="Avenir Next" w:cs="Avenir Next" w:eastAsia="Avenir Next"/>
           <w:color w:val="5A5F66"/>
-          <w:sz w:val="17"/>
+          <w:sz w:val="22"/>
           <w:szCs w:val="17"/>
         </w:rPr>
         <w:t xml:space="preserve">Builds on Grade 3 · 3.MD.B.3</w:t>
@@ -1873,7 +1884,8 @@
           </w:tcPr>
           <w:p>
             <w:pPr>
-              <w:spacing w:before="0" w:after="0" w:line="252" w:lineRule="auto"/>
+              <w:pStyle w:val="Heading2"/>
+              <w:spacing w:before="0" w:after="0" w:line="246" w:lineRule="auto"/>
             </w:pPr>
             <w:r>
               <w:rPr>
@@ -1896,13 +1908,13 @@
           </w:tcPr>
           <w:p>
             <w:pPr>
-              <w:spacing w:before="0" w:after="0" w:line="264" w:lineRule="auto"/>
+              <w:spacing w:before="0" w:after="0" w:line="252" w:lineRule="auto"/>
             </w:pPr>
             <w:r>
               <w:rPr>
                 <w:rFonts w:ascii="Avenir Next" w:hAnsi="Avenir Next" w:cs="Avenir Next" w:eastAsia="Avenir Next"/>
                 <w:color w:val="1A1A1A"/>
-                <w:sz w:val="20"/>
+                <w:sz w:val="22"/>
                 <w:szCs w:val="20"/>
               </w:rPr>
               <w:t xml:space="preserve">You will draw histogram bars, like 2, 4, and 3, to the right height.</w:t>
@@ -1922,7 +1934,8 @@
           </w:tcPr>
           <w:p>
             <w:pPr>
-              <w:spacing w:before="0" w:after="0" w:line="252" w:lineRule="auto"/>
+              <w:pStyle w:val="Heading2"/>
+              <w:spacing w:before="0" w:after="0" w:line="246" w:lineRule="auto"/>
             </w:pPr>
             <w:r>
               <w:rPr>
@@ -1945,13 +1958,13 @@
           </w:tcPr>
           <w:p>
             <w:pPr>
-              <w:spacing w:before="0" w:after="0" w:line="264" w:lineRule="auto"/>
+              <w:spacing w:before="0" w:after="0" w:line="252" w:lineRule="auto"/>
             </w:pPr>
             <w:r>
               <w:rPr>
                 <w:rFonts w:ascii="Avenir Next" w:hAnsi="Avenir Next" w:cs="Avenir Next" w:eastAsia="Avenir Next"/>
                 <w:color w:val="1A1A1A"/>
-                <w:sz w:val="20"/>
+                <w:sz w:val="22"/>
                 <w:szCs w:val="20"/>
               </w:rPr>
               <w:t xml:space="preserve">Read how tall a bar is from the scale.  </w:t>
@@ -1961,7 +1974,7 @@
                 <w:rFonts w:ascii="Avenir Next" w:hAnsi="Avenir Next" w:cs="Avenir Next" w:eastAsia="Avenir Next"/>
                 <w:b/>
                 <w:color w:val="1A1A1A"/>
-                <w:sz w:val="20"/>
+                <w:sz w:val="22"/>
                 <w:szCs w:val="20"/>
               </w:rPr>
               <w:t xml:space="preserve">You will use it in Practice Form A, problems 1 and 8.</w:t>
@@ -1972,6 +1985,7 @@
     </w:tbl>
     <w:p>
       <w:pPr>
+        <w:pStyle w:val="Heading2"/>
         <w:keepNext/>
         <w:pBdr>
           <w:bottom w:val="single" w:sz="8" w:space="3" w:color="003A70"/>
@@ -1987,7 +2001,7 @@
           <w:b/>
           <w:color w:val="003A70"/>
           <w:spacing w:val="14"/>
-          <w:sz w:val="19"/>
+          <w:sz w:val="22"/>
           <w:szCs w:val="19"/>
         </w:rPr>
         <w:t xml:space="preserve">STEPS TO FOLLOW</w:t>
@@ -2006,7 +2020,7 @@
           <w:rFonts w:ascii="Avenir Next" w:hAnsi="Avenir Next" w:cs="Avenir Next" w:eastAsia="Avenir Next"/>
           <w:i/>
           <w:color w:val="5A5F66"/>
-          <w:sz w:val="17"/>
+          <w:sz w:val="22"/>
           <w:szCs w:val="17"/>
         </w:rPr>
         <w:t xml:space="preserve">use these same steps on every problem</w:t>
@@ -2048,6 +2062,7 @@
           </w:tcPr>
           <w:p>
             <w:pPr>
+              <w:pStyle w:val="Heading1"/>
               <w:spacing w:before="0" w:after="0" w:line="240" w:lineRule="auto"/>
               <w:jc w:val="center"/>
             </w:pPr>
@@ -2070,13 +2085,13 @@
           </w:tcPr>
           <w:p>
             <w:pPr>
-              <w:spacing w:before="0" w:after="0" w:line="264" w:lineRule="auto"/>
+              <w:spacing w:before="0" w:after="0" w:line="252" w:lineRule="auto"/>
             </w:pPr>
             <w:r>
               <w:rPr>
                 <w:rFonts w:ascii="Avenir Next" w:hAnsi="Avenir Next" w:cs="Avenir Next" w:eastAsia="Avenir Next"/>
                 <w:color w:val="1A1A1A"/>
-                <w:sz w:val="21"/>
+                <w:sz w:val="22"/>
                 <w:szCs w:val="21"/>
               </w:rPr>
               <w:t xml:space="preserve">Find what each </w:t>
@@ -2086,7 +2101,7 @@
                 <w:rFonts w:ascii="Avenir Next" w:hAnsi="Avenir Next" w:cs="Avenir Next" w:eastAsia="Avenir Next"/>
                 <w:b/>
                 <w:color w:val="1A1A1A"/>
-                <w:sz w:val="21"/>
+                <w:sz w:val="22"/>
                 <w:szCs w:val="21"/>
               </w:rPr>
               <w:t xml:space="preserve">line</w:t>
@@ -2095,7 +2110,7 @@
               <w:rPr>
                 <w:rFonts w:ascii="Avenir Next" w:hAnsi="Avenir Next" w:cs="Avenir Next" w:eastAsia="Avenir Next"/>
                 <w:color w:val="1A1A1A"/>
-                <w:sz w:val="21"/>
+                <w:sz w:val="22"/>
                 <w:szCs w:val="21"/>
               </w:rPr>
               <w:t xml:space="preserve"> on the scale counts by.</w:t>
@@ -2114,6 +2129,7 @@
           </w:tcPr>
           <w:p>
             <w:pPr>
+              <w:pStyle w:val="Heading1"/>
               <w:spacing w:before="0" w:after="0" w:line="240" w:lineRule="auto"/>
               <w:jc w:val="center"/>
             </w:pPr>
@@ -2136,13 +2152,13 @@
           </w:tcPr>
           <w:p>
             <w:pPr>
-              <w:spacing w:before="0" w:after="0" w:line="264" w:lineRule="auto"/>
+              <w:spacing w:before="0" w:after="0" w:line="252" w:lineRule="auto"/>
             </w:pPr>
             <w:r>
               <w:rPr>
                 <w:rFonts w:ascii="Avenir Next" w:hAnsi="Avenir Next" w:cs="Avenir Next" w:eastAsia="Avenir Next"/>
                 <w:color w:val="1A1A1A"/>
-                <w:sz w:val="21"/>
+                <w:sz w:val="22"/>
                 <w:szCs w:val="21"/>
               </w:rPr>
               <w:t xml:space="preserve">Find the </w:t>
@@ -2152,7 +2168,7 @@
                 <w:rFonts w:ascii="Avenir Next" w:hAnsi="Avenir Next" w:cs="Avenir Next" w:eastAsia="Avenir Next"/>
                 <w:b/>
                 <w:color w:val="1A1A1A"/>
-                <w:sz w:val="21"/>
+                <w:sz w:val="22"/>
                 <w:szCs w:val="21"/>
               </w:rPr>
               <w:t xml:space="preserve">label</w:t>
@@ -2161,7 +2177,7 @@
               <w:rPr>
                 <w:rFonts w:ascii="Avenir Next" w:hAnsi="Avenir Next" w:cs="Avenir Next" w:eastAsia="Avenir Next"/>
                 <w:color w:val="1A1A1A"/>
-                <w:sz w:val="21"/>
+                <w:sz w:val="22"/>
                 <w:szCs w:val="21"/>
               </w:rPr>
               <w:t xml:space="preserve"> at or just below the bar top.</w:t>
@@ -2180,6 +2196,7 @@
           </w:tcPr>
           <w:p>
             <w:pPr>
+              <w:pStyle w:val="Heading1"/>
               <w:spacing w:before="0" w:after="0" w:line="240" w:lineRule="auto"/>
               <w:jc w:val="center"/>
             </w:pPr>
@@ -2202,14 +2219,14 @@
           </w:tcPr>
           <w:p>
             <w:pPr>
-              <w:spacing w:before="0" w:after="0" w:line="264" w:lineRule="auto"/>
+              <w:spacing w:before="0" w:after="0" w:line="252" w:lineRule="auto"/>
             </w:pPr>
             <w:r>
               <w:rPr>
                 <w:rFonts w:ascii="Avenir Next" w:hAnsi="Avenir Next" w:cs="Avenir Next" w:eastAsia="Avenir Next"/>
                 <w:b/>
                 <w:color w:val="1A1A1A"/>
-                <w:sz w:val="21"/>
+                <w:sz w:val="22"/>
                 <w:szCs w:val="21"/>
               </w:rPr>
               <w:t xml:space="preserve">Count on</w:t>
@@ -2218,7 +2235,7 @@
               <w:rPr>
                 <w:rFonts w:ascii="Avenir Next" w:hAnsi="Avenir Next" w:cs="Avenir Next" w:eastAsia="Avenir Next"/>
                 <w:color w:val="1A1A1A"/>
-                <w:sz w:val="21"/>
+                <w:sz w:val="22"/>
                 <w:szCs w:val="21"/>
               </w:rPr>
               <w:t xml:space="preserve"> from that label to the bar top.</w:t>
@@ -2229,6 +2246,7 @@
     </w:tbl>
     <w:p>
       <w:pPr>
+        <w:pStyle w:val="Heading2"/>
         <w:keepNext/>
         <w:pBdr>
           <w:bottom w:val="single" w:sz="8" w:space="3" w:color="003A70"/>
@@ -2244,7 +2262,7 @@
           <w:b/>
           <w:color w:val="003A70"/>
           <w:spacing w:val="14"/>
-          <w:sz w:val="19"/>
+          <w:sz w:val="22"/>
           <w:szCs w:val="19"/>
         </w:rPr>
         <w:t xml:space="preserve">WATCH ME</w:t>
@@ -2263,7 +2281,7 @@
           <w:rFonts w:ascii="Avenir Next" w:hAnsi="Avenir Next" w:cs="Avenir Next" w:eastAsia="Avenir Next"/>
           <w:i/>
           <w:color w:val="5A5F66"/>
-          <w:sz w:val="17"/>
+          <w:sz w:val="22"/>
           <w:szCs w:val="17"/>
         </w:rPr>
         <w:t xml:space="preserve">the steps in action</w:t>
@@ -2305,14 +2323,14 @@
           </w:tcPr>
           <w:p>
             <w:pPr>
-              <w:spacing w:before="0" w:after="40" w:line="264" w:lineRule="auto"/>
+              <w:spacing w:before="0" w:after="40" w:line="252" w:lineRule="auto"/>
             </w:pPr>
             <w:r>
               <w:rPr>
                 <w:rFonts w:ascii="Avenir Next" w:hAnsi="Avenir Next" w:cs="Avenir Next" w:eastAsia="Avenir Next"/>
                 <w:b/>
                 <w:color w:val="1A1A1A"/>
-                <w:sz w:val="21"/>
+                <w:sz w:val="22"/>
                 <w:szCs w:val="21"/>
               </w:rPr>
               <w:t xml:space="preserve">The scale counts by 2. How tall is the 10–19 bar?</w:t>
@@ -2323,7 +2341,7 @@
               <w:tabs>
                 <w:tab w:val="left" w:pos="950"/>
               </w:tabs>
-              <w:spacing w:before="0" w:after="24" w:line="256" w:lineRule="auto"/>
+              <w:spacing w:before="0" w:after="24" w:line="248" w:lineRule="auto"/>
               <w:ind w:left="950" w:hanging="950"/>
             </w:pPr>
             <w:r>
@@ -2331,25 +2349,25 @@
                 <w:rFonts w:ascii="Avenir Next" w:hAnsi="Avenir Next" w:cs="Avenir Next" w:eastAsia="Avenir Next"/>
                 <w:b/>
                 <w:color w:val="003A70"/>
+                <w:sz w:val="22"/>
+                <w:szCs w:val="19"/>
+              </w:rPr>
+              <w:t xml:space="preserve">Step 1</w:t>
+            </w:r>
+            <w:r>
+              <w:rPr>
+                <w:rFonts w:ascii="Avenir Next" w:hAnsi="Avenir Next" w:cs="Avenir Next" w:eastAsia="Avenir Next"/>
+                <w:color w:val="1A1A1A"/>
                 <w:sz w:val="19"/>
                 <w:szCs w:val="19"/>
               </w:rPr>
-              <w:t xml:space="preserve">Step 1</w:t>
-            </w:r>
-            <w:r>
-              <w:rPr>
-                <w:rFonts w:ascii="Avenir Next" w:hAnsi="Avenir Next" w:cs="Avenir Next" w:eastAsia="Avenir Next"/>
-                <w:color w:val="1A1A1A"/>
-                <w:sz w:val="19"/>
-                <w:szCs w:val="19"/>
-              </w:rPr>
               <w:tab/>
             </w:r>
             <w:r>
               <w:rPr>
                 <w:rFonts w:ascii="Avenir Next" w:hAnsi="Avenir Next" w:cs="Avenir Next" w:eastAsia="Avenir Next"/>
                 <w:color w:val="1A1A1A"/>
-                <w:sz w:val="21"/>
+                <w:sz w:val="22"/>
                 <w:szCs w:val="21"/>
               </w:rPr>
               <w:t xml:space="preserve">Each line counts by 2.</w:t>
@@ -2360,7 +2378,7 @@
               <w:tabs>
                 <w:tab w:val="left" w:pos="950"/>
               </w:tabs>
-              <w:spacing w:before="0" w:after="24" w:line="256" w:lineRule="auto"/>
+              <w:spacing w:before="0" w:after="24" w:line="248" w:lineRule="auto"/>
               <w:ind w:left="950" w:hanging="950"/>
             </w:pPr>
             <w:r>
@@ -2368,25 +2386,25 @@
                 <w:rFonts w:ascii="Avenir Next" w:hAnsi="Avenir Next" w:cs="Avenir Next" w:eastAsia="Avenir Next"/>
                 <w:b/>
                 <w:color w:val="003A70"/>
+                <w:sz w:val="22"/>
+                <w:szCs w:val="19"/>
+              </w:rPr>
+              <w:t xml:space="preserve">Step 2</w:t>
+            </w:r>
+            <w:r>
+              <w:rPr>
+                <w:rFonts w:ascii="Avenir Next" w:hAnsi="Avenir Next" w:cs="Avenir Next" w:eastAsia="Avenir Next"/>
+                <w:color w:val="1A1A1A"/>
                 <w:sz w:val="19"/>
                 <w:szCs w:val="19"/>
               </w:rPr>
-              <w:t xml:space="preserve">Step 2</w:t>
-            </w:r>
-            <w:r>
-              <w:rPr>
-                <w:rFonts w:ascii="Avenir Next" w:hAnsi="Avenir Next" w:cs="Avenir Next" w:eastAsia="Avenir Next"/>
-                <w:color w:val="1A1A1A"/>
-                <w:sz w:val="19"/>
-                <w:szCs w:val="19"/>
-              </w:rPr>
               <w:tab/>
             </w:r>
             <w:r>
               <w:rPr>
                 <w:rFonts w:ascii="Avenir Next" w:hAnsi="Avenir Next" w:cs="Avenir Next" w:eastAsia="Avenir Next"/>
                 <w:color w:val="1A1A1A"/>
-                <w:sz w:val="21"/>
+                <w:sz w:val="22"/>
                 <w:szCs w:val="21"/>
               </w:rPr>
               <w:t xml:space="preserve">The label just below the top is 6.</w:t>
@@ -2397,7 +2415,7 @@
               <w:tabs>
                 <w:tab w:val="left" w:pos="950"/>
               </w:tabs>
-              <w:spacing w:before="0" w:after="24" w:line="256" w:lineRule="auto"/>
+              <w:spacing w:before="0" w:after="24" w:line="248" w:lineRule="auto"/>
               <w:ind w:left="950" w:hanging="950"/>
             </w:pPr>
             <w:r>
@@ -2405,25 +2423,25 @@
                 <w:rFonts w:ascii="Avenir Next" w:hAnsi="Avenir Next" w:cs="Avenir Next" w:eastAsia="Avenir Next"/>
                 <w:b/>
                 <w:color w:val="003A70"/>
+                <w:sz w:val="22"/>
+                <w:szCs w:val="19"/>
+              </w:rPr>
+              <w:t xml:space="preserve">Step 3</w:t>
+            </w:r>
+            <w:r>
+              <w:rPr>
+                <w:rFonts w:ascii="Avenir Next" w:hAnsi="Avenir Next" w:cs="Avenir Next" w:eastAsia="Avenir Next"/>
+                <w:color w:val="1A1A1A"/>
                 <w:sz w:val="19"/>
                 <w:szCs w:val="19"/>
               </w:rPr>
-              <w:t xml:space="preserve">Step 3</w:t>
-            </w:r>
-            <w:r>
-              <w:rPr>
-                <w:rFonts w:ascii="Avenir Next" w:hAnsi="Avenir Next" w:cs="Avenir Next" w:eastAsia="Avenir Next"/>
-                <w:color w:val="1A1A1A"/>
-                <w:sz w:val="19"/>
-                <w:szCs w:val="19"/>
-              </w:rPr>
               <w:tab/>
             </w:r>
             <w:r>
               <w:rPr>
                 <w:rFonts w:ascii="Avenir Next" w:hAnsi="Avenir Next" w:cs="Avenir Next" w:eastAsia="Avenir Next"/>
                 <w:color w:val="1A1A1A"/>
-                <w:sz w:val="21"/>
+                <w:sz w:val="22"/>
                 <w:szCs w:val="21"/>
               </w:rPr>
               <w:t xml:space="preserve">The top is halfway to 8. 6 + 1 = 7.</w:t>
@@ -2434,7 +2452,7 @@
               <w:tabs>
                 <w:tab w:val="left" w:pos="950"/>
               </w:tabs>
-              <w:spacing w:before="20" w:after="0" w:line="256" w:lineRule="auto"/>
+              <w:spacing w:before="20" w:after="0" w:line="248" w:lineRule="auto"/>
               <w:ind w:left="950" w:hanging="950"/>
             </w:pPr>
             <w:r>
@@ -2442,18 +2460,18 @@
                 <w:rFonts w:ascii="Avenir Next" w:hAnsi="Avenir Next" w:cs="Avenir Next" w:eastAsia="Avenir Next"/>
                 <w:b/>
                 <w:color w:val="1A1A1A"/>
+                <w:sz w:val="22"/>
+                <w:szCs w:val="21"/>
+              </w:rPr>
+              <w:t xml:space="preserve">Answer</w:t>
+            </w:r>
+            <w:r>
+              <w:rPr>
+                <w:rFonts w:ascii="Avenir Next" w:hAnsi="Avenir Next" w:cs="Avenir Next" w:eastAsia="Avenir Next"/>
+                <w:color w:val="1A1A1A"/>
                 <w:sz w:val="21"/>
                 <w:szCs w:val="21"/>
               </w:rPr>
-              <w:t xml:space="preserve">Answer</w:t>
-            </w:r>
-            <w:r>
-              <w:rPr>
-                <w:rFonts w:ascii="Avenir Next" w:hAnsi="Avenir Next" w:cs="Avenir Next" w:eastAsia="Avenir Next"/>
-                <w:color w:val="1A1A1A"/>
-                <w:sz w:val="21"/>
-                <w:szCs w:val="21"/>
-              </w:rPr>
               <w:tab/>
             </w:r>
             <w:r>
@@ -2461,7 +2479,7 @@
                 <w:rFonts w:ascii="Avenir Next" w:hAnsi="Avenir Next" w:cs="Avenir Next" w:eastAsia="Avenir Next"/>
                 <w:b/>
                 <w:color w:val="1A1A1A"/>
-                <w:sz w:val="21"/>
+                <w:sz w:val="22"/>
                 <w:szCs w:val="21"/>
               </w:rPr>
               <w:t xml:space="preserve">7</w:t>
@@ -2475,14 +2493,14 @@
           </w:tcPr>
           <w:p>
             <w:pPr>
-              <w:spacing w:before="0" w:after="0" w:line="264" w:lineRule="auto"/>
+              <w:spacing w:before="0" w:after="0" w:line="252" w:lineRule="auto"/>
               <w:jc w:val="right"/>
             </w:pPr>
             <w:r>
               <w:drawing>
                 <wp:inline distT="0" distB="0" distL="0" distR="0">
                   <wp:extent cx="2377440" cy="1234440"/>
-                  <wp:docPr id="1" name="Figure 1"/>
+                  <wp:docPr id="1" name="Figure 1" descr="Histogram. Horizontal axis: Minutes; vertical axis: frequency. Bar intervals and frequencies: 0 to 9: 4; 10 to 19: 7; 20 to 29: 5."/>
                   <a:graphic xmlns:a="http://schemas.openxmlformats.org/drawingml/2006/main">
                     <a:graphicData uri="http://schemas.openxmlformats.org/drawingml/2006/picture">
                       <pic:pic xmlns:pic="http://schemas.openxmlformats.org/drawingml/2006/picture">
@@ -2522,6 +2540,7 @@
     </w:p>
     <w:p>
       <w:pPr>
+        <w:pStyle w:val="Heading2"/>
         <w:keepNext/>
         <w:pBdr>
           <w:bottom w:val="single" w:sz="8" w:space="3" w:color="003A70"/>
@@ -2537,7 +2556,7 @@
           <w:b/>
           <w:color w:val="003A70"/>
           <w:spacing w:val="14"/>
-          <w:sz w:val="19"/>
+          <w:sz w:val="22"/>
           <w:szCs w:val="19"/>
         </w:rPr>
         <w:t xml:space="preserve">TRY IT WITH HELP</w:t>
@@ -2556,7 +2575,7 @@
           <w:rFonts w:ascii="Avenir Next" w:hAnsi="Avenir Next" w:cs="Avenir Next" w:eastAsia="Avenir Next"/>
           <w:i/>
           <w:color w:val="5A5F66"/>
-          <w:sz w:val="17"/>
+          <w:sz w:val="22"/>
           <w:szCs w:val="17"/>
         </w:rPr>
         <w:t xml:space="preserve">fill in each step</w:t>
@@ -2568,7 +2587,7 @@
         <w:tabs>
           <w:tab w:val="left" w:pos="432"/>
         </w:tabs>
-        <w:spacing w:before="90" w:after="40" w:line="268" w:lineRule="auto"/>
+        <w:spacing w:before="90" w:after="40" w:line="254" w:lineRule="auto"/>
         <w:ind w:left="432" w:hanging="432"/>
       </w:pPr>
       <w:r>
@@ -2606,7 +2625,7 @@
         <w:tabs>
           <w:tab w:val="left" w:pos="1300"/>
         </w:tabs>
-        <w:spacing w:before="0" w:after="24" w:line="272" w:lineRule="auto"/>
+        <w:spacing w:before="0" w:after="24" w:line="256" w:lineRule="auto"/>
         <w:ind w:left="1300" w:hanging="868"/>
       </w:pPr>
       <w:r>
@@ -2614,35 +2633,35 @@
           <w:rFonts w:ascii="Avenir Next" w:hAnsi="Avenir Next" w:cs="Avenir Next" w:eastAsia="Avenir Next"/>
           <w:b/>
           <w:color w:val="003A70"/>
+          <w:sz w:val="22"/>
+          <w:szCs w:val="18"/>
+        </w:rPr>
+        <w:t xml:space="preserve">Step 1</w:t>
+      </w:r>
+      <w:r>
+        <w:rPr>
+          <w:rFonts w:ascii="Avenir Next" w:hAnsi="Avenir Next" w:cs="Avenir Next" w:eastAsia="Avenir Next"/>
+          <w:color w:val="1A1A1A"/>
           <w:sz w:val="18"/>
           <w:szCs w:val="18"/>
         </w:rPr>
-        <w:t xml:space="preserve">Step 1</w:t>
-      </w:r>
-      <w:r>
-        <w:rPr>
-          <w:rFonts w:ascii="Avenir Next" w:hAnsi="Avenir Next" w:cs="Avenir Next" w:eastAsia="Avenir Next"/>
-          <w:color w:val="1A1A1A"/>
-          <w:sz w:val="18"/>
-          <w:szCs w:val="18"/>
-        </w:rPr>
         <w:tab/>
       </w:r>
       <w:r>
         <w:rPr>
           <w:rFonts w:ascii="Avenir Next" w:hAnsi="Avenir Next" w:cs="Avenir Next" w:eastAsia="Avenir Next"/>
           <w:color w:val="1A1A1A"/>
+          <w:sz w:val="22"/>
+          <w:szCs w:val="21"/>
+        </w:rPr>
+        <w:t xml:space="preserve">Each line counts by </w:t>
+      </w:r>
+      <w:r>
+        <w:rPr>
+          <w:rFonts w:ascii="Avenir Next" w:hAnsi="Avenir Next" w:cs="Avenir Next" w:eastAsia="Avenir Next"/>
+          <w:color w:val="1A1A1A"/>
           <w:sz w:val="21"/>
           <w:szCs w:val="21"/>
-        </w:rPr>
-        <w:t xml:space="preserve">Each line counts by </w:t>
-      </w:r>
-      <w:r>
-        <w:rPr>
-          <w:rFonts w:ascii="Avenir Next" w:hAnsi="Avenir Next" w:cs="Avenir Next" w:eastAsia="Avenir Next"/>
-          <w:color w:val="1A1A1A"/>
-          <w:sz w:val="21"/>
-          <w:szCs w:val="21"/>
           <w:u w:val="single"/>
         </w:rPr>
         <w:t xml:space="preserve">                </w:t>
@@ -2651,7 +2670,7 @@
         <w:rPr>
           <w:rFonts w:ascii="Avenir Next" w:hAnsi="Avenir Next" w:cs="Avenir Next" w:eastAsia="Avenir Next"/>
           <w:color w:val="1A1A1A"/>
-          <w:sz w:val="21"/>
+          <w:sz w:val="22"/>
           <w:szCs w:val="21"/>
         </w:rPr>
         <w:t xml:space="preserve">.</w:t>
@@ -2663,7 +2682,7 @@
         <w:tabs>
           <w:tab w:val="left" w:pos="1300"/>
         </w:tabs>
-        <w:spacing w:before="0" w:after="24" w:line="272" w:lineRule="auto"/>
+        <w:spacing w:before="0" w:after="24" w:line="256" w:lineRule="auto"/>
         <w:ind w:left="1300" w:hanging="868"/>
       </w:pPr>
       <w:r>
@@ -2671,35 +2690,35 @@
           <w:rFonts w:ascii="Avenir Next" w:hAnsi="Avenir Next" w:cs="Avenir Next" w:eastAsia="Avenir Next"/>
           <w:b/>
           <w:color w:val="003A70"/>
+          <w:sz w:val="22"/>
+          <w:szCs w:val="18"/>
+        </w:rPr>
+        <w:t xml:space="preserve">Step 2</w:t>
+      </w:r>
+      <w:r>
+        <w:rPr>
+          <w:rFonts w:ascii="Avenir Next" w:hAnsi="Avenir Next" w:cs="Avenir Next" w:eastAsia="Avenir Next"/>
+          <w:color w:val="1A1A1A"/>
           <w:sz w:val="18"/>
           <w:szCs w:val="18"/>
         </w:rPr>
-        <w:t xml:space="preserve">Step 2</w:t>
-      </w:r>
-      <w:r>
-        <w:rPr>
-          <w:rFonts w:ascii="Avenir Next" w:hAnsi="Avenir Next" w:cs="Avenir Next" w:eastAsia="Avenir Next"/>
-          <w:color w:val="1A1A1A"/>
-          <w:sz w:val="18"/>
-          <w:szCs w:val="18"/>
-        </w:rPr>
         <w:tab/>
       </w:r>
       <w:r>
         <w:rPr>
           <w:rFonts w:ascii="Avenir Next" w:hAnsi="Avenir Next" w:cs="Avenir Next" w:eastAsia="Avenir Next"/>
           <w:color w:val="1A1A1A"/>
+          <w:sz w:val="22"/>
+          <w:szCs w:val="21"/>
+        </w:rPr>
+        <w:t xml:space="preserve">The label just below the top is </w:t>
+      </w:r>
+      <w:r>
+        <w:rPr>
+          <w:rFonts w:ascii="Avenir Next" w:hAnsi="Avenir Next" w:cs="Avenir Next" w:eastAsia="Avenir Next"/>
+          <w:color w:val="1A1A1A"/>
           <w:sz w:val="21"/>
           <w:szCs w:val="21"/>
-        </w:rPr>
-        <w:t xml:space="preserve">The label just below the top is </w:t>
-      </w:r>
-      <w:r>
-        <w:rPr>
-          <w:rFonts w:ascii="Avenir Next" w:hAnsi="Avenir Next" w:cs="Avenir Next" w:eastAsia="Avenir Next"/>
-          <w:color w:val="1A1A1A"/>
-          <w:sz w:val="21"/>
-          <w:szCs w:val="21"/>
           <w:u w:val="single"/>
         </w:rPr>
         <w:t xml:space="preserve">                </w:t>
@@ -2708,7 +2727,7 @@
         <w:rPr>
           <w:rFonts w:ascii="Avenir Next" w:hAnsi="Avenir Next" w:cs="Avenir Next" w:eastAsia="Avenir Next"/>
           <w:color w:val="1A1A1A"/>
-          <w:sz w:val="21"/>
+          <w:sz w:val="22"/>
           <w:szCs w:val="21"/>
         </w:rPr>
         <w:t xml:space="preserve">.</w:t>
@@ -2720,7 +2739,7 @@
         <w:tabs>
           <w:tab w:val="left" w:pos="1300"/>
         </w:tabs>
-        <w:spacing w:before="0" w:after="24" w:line="272" w:lineRule="auto"/>
+        <w:spacing w:before="0" w:after="24" w:line="256" w:lineRule="auto"/>
         <w:ind w:left="1300" w:hanging="868"/>
       </w:pPr>
       <w:r>
@@ -2728,35 +2747,35 @@
           <w:rFonts w:ascii="Avenir Next" w:hAnsi="Avenir Next" w:cs="Avenir Next" w:eastAsia="Avenir Next"/>
           <w:b/>
           <w:color w:val="003A70"/>
+          <w:sz w:val="22"/>
+          <w:szCs w:val="18"/>
+        </w:rPr>
+        <w:t xml:space="preserve">Step 3</w:t>
+      </w:r>
+      <w:r>
+        <w:rPr>
+          <w:rFonts w:ascii="Avenir Next" w:hAnsi="Avenir Next" w:cs="Avenir Next" w:eastAsia="Avenir Next"/>
+          <w:color w:val="1A1A1A"/>
           <w:sz w:val="18"/>
           <w:szCs w:val="18"/>
         </w:rPr>
-        <w:t xml:space="preserve">Step 3</w:t>
-      </w:r>
-      <w:r>
-        <w:rPr>
-          <w:rFonts w:ascii="Avenir Next" w:hAnsi="Avenir Next" w:cs="Avenir Next" w:eastAsia="Avenir Next"/>
-          <w:color w:val="1A1A1A"/>
-          <w:sz w:val="18"/>
-          <w:szCs w:val="18"/>
-        </w:rPr>
         <w:tab/>
       </w:r>
       <w:r>
         <w:rPr>
           <w:rFonts w:ascii="Avenir Next" w:hAnsi="Avenir Next" w:cs="Avenir Next" w:eastAsia="Avenir Next"/>
           <w:color w:val="1A1A1A"/>
+          <w:sz w:val="22"/>
+          <w:szCs w:val="21"/>
+        </w:rPr>
+        <w:t xml:space="preserve">Halfway: 4 + 1 = </w:t>
+      </w:r>
+      <w:r>
+        <w:rPr>
+          <w:rFonts w:ascii="Avenir Next" w:hAnsi="Avenir Next" w:cs="Avenir Next" w:eastAsia="Avenir Next"/>
+          <w:color w:val="1A1A1A"/>
           <w:sz w:val="21"/>
           <w:szCs w:val="21"/>
-        </w:rPr>
-        <w:t xml:space="preserve">Halfway: 4 + 1 = </w:t>
-      </w:r>
-      <w:r>
-        <w:rPr>
-          <w:rFonts w:ascii="Avenir Next" w:hAnsi="Avenir Next" w:cs="Avenir Next" w:eastAsia="Avenir Next"/>
-          <w:color w:val="1A1A1A"/>
-          <w:sz w:val="21"/>
-          <w:szCs w:val="21"/>
           <w:u w:val="single"/>
         </w:rPr>
         <w:t xml:space="preserve">                </w:t>
@@ -2765,7 +2784,7 @@
         <w:rPr>
           <w:rFonts w:ascii="Avenir Next" w:hAnsi="Avenir Next" w:cs="Avenir Next" w:eastAsia="Avenir Next"/>
           <w:color w:val="1A1A1A"/>
-          <w:sz w:val="21"/>
+          <w:sz w:val="22"/>
           <w:szCs w:val="21"/>
         </w:rPr>
         <w:t xml:space="preserve">.</w:t>
@@ -2782,7 +2801,7 @@
         <w:tabs>
           <w:tab w:val="left" w:pos="432"/>
         </w:tabs>
-        <w:spacing w:before="90" w:after="40" w:line="268" w:lineRule="auto"/>
+        <w:spacing w:before="90" w:after="40" w:line="254" w:lineRule="auto"/>
         <w:ind w:left="432" w:hanging="432"/>
       </w:pPr>
       <w:r>
@@ -2820,7 +2839,7 @@
         <w:tabs>
           <w:tab w:val="left" w:pos="1300"/>
         </w:tabs>
-        <w:spacing w:before="0" w:after="24" w:line="272" w:lineRule="auto"/>
+        <w:spacing w:before="0" w:after="24" w:line="256" w:lineRule="auto"/>
         <w:ind w:left="1300" w:hanging="868"/>
       </w:pPr>
       <w:r>
@@ -2828,35 +2847,35 @@
           <w:rFonts w:ascii="Avenir Next" w:hAnsi="Avenir Next" w:cs="Avenir Next" w:eastAsia="Avenir Next"/>
           <w:b/>
           <w:color w:val="003A70"/>
+          <w:sz w:val="22"/>
+          <w:szCs w:val="18"/>
+        </w:rPr>
+        <w:t xml:space="preserve">Step 1</w:t>
+      </w:r>
+      <w:r>
+        <w:rPr>
+          <w:rFonts w:ascii="Avenir Next" w:hAnsi="Avenir Next" w:cs="Avenir Next" w:eastAsia="Avenir Next"/>
+          <w:color w:val="1A1A1A"/>
           <w:sz w:val="18"/>
           <w:szCs w:val="18"/>
         </w:rPr>
-        <w:t xml:space="preserve">Step 1</w:t>
-      </w:r>
-      <w:r>
-        <w:rPr>
-          <w:rFonts w:ascii="Avenir Next" w:hAnsi="Avenir Next" w:cs="Avenir Next" w:eastAsia="Avenir Next"/>
-          <w:color w:val="1A1A1A"/>
-          <w:sz w:val="18"/>
-          <w:szCs w:val="18"/>
-        </w:rPr>
         <w:tab/>
       </w:r>
       <w:r>
         <w:rPr>
           <w:rFonts w:ascii="Avenir Next" w:hAnsi="Avenir Next" w:cs="Avenir Next" w:eastAsia="Avenir Next"/>
           <w:color w:val="1A1A1A"/>
+          <w:sz w:val="22"/>
+          <w:szCs w:val="21"/>
+        </w:rPr>
+        <w:t xml:space="preserve">Each line counts by </w:t>
+      </w:r>
+      <w:r>
+        <w:rPr>
+          <w:rFonts w:ascii="Avenir Next" w:hAnsi="Avenir Next" w:cs="Avenir Next" w:eastAsia="Avenir Next"/>
+          <w:color w:val="1A1A1A"/>
           <w:sz w:val="21"/>
           <w:szCs w:val="21"/>
-        </w:rPr>
-        <w:t xml:space="preserve">Each line counts by </w:t>
-      </w:r>
-      <w:r>
-        <w:rPr>
-          <w:rFonts w:ascii="Avenir Next" w:hAnsi="Avenir Next" w:cs="Avenir Next" w:eastAsia="Avenir Next"/>
-          <w:color w:val="1A1A1A"/>
-          <w:sz w:val="21"/>
-          <w:szCs w:val="21"/>
           <w:u w:val="single"/>
         </w:rPr>
         <w:t xml:space="preserve">                </w:t>
@@ -2865,7 +2884,7 @@
         <w:rPr>
           <w:rFonts w:ascii="Avenir Next" w:hAnsi="Avenir Next" w:cs="Avenir Next" w:eastAsia="Avenir Next"/>
           <w:color w:val="1A1A1A"/>
-          <w:sz w:val="21"/>
+          <w:sz w:val="22"/>
           <w:szCs w:val="21"/>
         </w:rPr>
         <w:t xml:space="preserve">.</w:t>
@@ -2877,7 +2896,7 @@
         <w:tabs>
           <w:tab w:val="left" w:pos="1300"/>
         </w:tabs>
-        <w:spacing w:before="0" w:after="24" w:line="272" w:lineRule="auto"/>
+        <w:spacing w:before="0" w:after="24" w:line="256" w:lineRule="auto"/>
         <w:ind w:left="1300" w:hanging="868"/>
       </w:pPr>
       <w:r>
@@ -2885,35 +2904,35 @@
           <w:rFonts w:ascii="Avenir Next" w:hAnsi="Avenir Next" w:cs="Avenir Next" w:eastAsia="Avenir Next"/>
           <w:b/>
           <w:color w:val="003A70"/>
+          <w:sz w:val="22"/>
+          <w:szCs w:val="18"/>
+        </w:rPr>
+        <w:t xml:space="preserve">Step 2</w:t>
+      </w:r>
+      <w:r>
+        <w:rPr>
+          <w:rFonts w:ascii="Avenir Next" w:hAnsi="Avenir Next" w:cs="Avenir Next" w:eastAsia="Avenir Next"/>
+          <w:color w:val="1A1A1A"/>
           <w:sz w:val="18"/>
           <w:szCs w:val="18"/>
         </w:rPr>
-        <w:t xml:space="preserve">Step 2</w:t>
-      </w:r>
-      <w:r>
-        <w:rPr>
-          <w:rFonts w:ascii="Avenir Next" w:hAnsi="Avenir Next" w:cs="Avenir Next" w:eastAsia="Avenir Next"/>
-          <w:color w:val="1A1A1A"/>
-          <w:sz w:val="18"/>
-          <w:szCs w:val="18"/>
-        </w:rPr>
         <w:tab/>
       </w:r>
       <w:r>
         <w:rPr>
           <w:rFonts w:ascii="Avenir Next" w:hAnsi="Avenir Next" w:cs="Avenir Next" w:eastAsia="Avenir Next"/>
           <w:color w:val="1A1A1A"/>
+          <w:sz w:val="22"/>
+          <w:szCs w:val="21"/>
+        </w:rPr>
+        <w:t xml:space="preserve">The label just below the top is </w:t>
+      </w:r>
+      <w:r>
+        <w:rPr>
+          <w:rFonts w:ascii="Avenir Next" w:hAnsi="Avenir Next" w:cs="Avenir Next" w:eastAsia="Avenir Next"/>
+          <w:color w:val="1A1A1A"/>
           <w:sz w:val="21"/>
           <w:szCs w:val="21"/>
-        </w:rPr>
-        <w:t xml:space="preserve">The label just below the top is </w:t>
-      </w:r>
-      <w:r>
-        <w:rPr>
-          <w:rFonts w:ascii="Avenir Next" w:hAnsi="Avenir Next" w:cs="Avenir Next" w:eastAsia="Avenir Next"/>
-          <w:color w:val="1A1A1A"/>
-          <w:sz w:val="21"/>
-          <w:szCs w:val="21"/>
           <w:u w:val="single"/>
         </w:rPr>
         <w:t xml:space="preserve">                </w:t>
@@ -2922,7 +2941,7 @@
         <w:rPr>
           <w:rFonts w:ascii="Avenir Next" w:hAnsi="Avenir Next" w:cs="Avenir Next" w:eastAsia="Avenir Next"/>
           <w:color w:val="1A1A1A"/>
-          <w:sz w:val="21"/>
+          <w:sz w:val="22"/>
           <w:szCs w:val="21"/>
         </w:rPr>
         <w:t xml:space="preserve">.</w:t>
@@ -2934,7 +2953,7 @@
         <w:tabs>
           <w:tab w:val="left" w:pos="1300"/>
         </w:tabs>
-        <w:spacing w:before="0" w:after="24" w:line="272" w:lineRule="auto"/>
+        <w:spacing w:before="0" w:after="24" w:line="256" w:lineRule="auto"/>
         <w:ind w:left="1300" w:hanging="868"/>
       </w:pPr>
       <w:r>
@@ -2942,35 +2961,35 @@
           <w:rFonts w:ascii="Avenir Next" w:hAnsi="Avenir Next" w:cs="Avenir Next" w:eastAsia="Avenir Next"/>
           <w:b/>
           <w:color w:val="003A70"/>
+          <w:sz w:val="22"/>
+          <w:szCs w:val="18"/>
+        </w:rPr>
+        <w:t xml:space="preserve">Step 3</w:t>
+      </w:r>
+      <w:r>
+        <w:rPr>
+          <w:rFonts w:ascii="Avenir Next" w:hAnsi="Avenir Next" w:cs="Avenir Next" w:eastAsia="Avenir Next"/>
+          <w:color w:val="1A1A1A"/>
           <w:sz w:val="18"/>
           <w:szCs w:val="18"/>
         </w:rPr>
-        <w:t xml:space="preserve">Step 3</w:t>
-      </w:r>
-      <w:r>
-        <w:rPr>
-          <w:rFonts w:ascii="Avenir Next" w:hAnsi="Avenir Next" w:cs="Avenir Next" w:eastAsia="Avenir Next"/>
-          <w:color w:val="1A1A1A"/>
-          <w:sz w:val="18"/>
-          <w:szCs w:val="18"/>
-        </w:rPr>
         <w:tab/>
       </w:r>
       <w:r>
         <w:rPr>
           <w:rFonts w:ascii="Avenir Next" w:hAnsi="Avenir Next" w:cs="Avenir Next" w:eastAsia="Avenir Next"/>
           <w:color w:val="1A1A1A"/>
+          <w:sz w:val="22"/>
+          <w:szCs w:val="21"/>
+        </w:rPr>
+        <w:t xml:space="preserve">Halfway: 20 + 5 = </w:t>
+      </w:r>
+      <w:r>
+        <w:rPr>
+          <w:rFonts w:ascii="Avenir Next" w:hAnsi="Avenir Next" w:cs="Avenir Next" w:eastAsia="Avenir Next"/>
+          <w:color w:val="1A1A1A"/>
           <w:sz w:val="21"/>
           <w:szCs w:val="21"/>
-        </w:rPr>
-        <w:t xml:space="preserve">Halfway: 20 + 5 = </w:t>
-      </w:r>
-      <w:r>
-        <w:rPr>
-          <w:rFonts w:ascii="Avenir Next" w:hAnsi="Avenir Next" w:cs="Avenir Next" w:eastAsia="Avenir Next"/>
-          <w:color w:val="1A1A1A"/>
-          <w:sz w:val="21"/>
-          <w:szCs w:val="21"/>
           <w:u w:val="single"/>
         </w:rPr>
         <w:t xml:space="preserve">                </w:t>
@@ -2979,7 +2998,7 @@
         <w:rPr>
           <w:rFonts w:ascii="Avenir Next" w:hAnsi="Avenir Next" w:cs="Avenir Next" w:eastAsia="Avenir Next"/>
           <w:color w:val="1A1A1A"/>
-          <w:sz w:val="21"/>
+          <w:sz w:val="22"/>
           <w:szCs w:val="21"/>
         </w:rPr>
         <w:t xml:space="preserve">.</w:t>
@@ -2992,6 +3011,7 @@
     </w:p>
     <w:p>
       <w:pPr>
+        <w:pStyle w:val="Heading2"/>
         <w:keepNext/>
         <w:pBdr>
           <w:bottom w:val="single" w:sz="8" w:space="3" w:color="003A70"/>
@@ -3007,7 +3027,7 @@
           <w:b/>
           <w:color w:val="003A70"/>
           <w:spacing w:val="14"/>
-          <w:sz w:val="19"/>
+          <w:sz w:val="22"/>
           <w:szCs w:val="19"/>
         </w:rPr>
         <w:t xml:space="preserve">YOUR TURN</w:t>
@@ -3026,7 +3046,7 @@
           <w:rFonts w:ascii="Avenir Next" w:hAnsi="Avenir Next" w:cs="Avenir Next" w:eastAsia="Avenir Next"/>
           <w:i/>
           <w:color w:val="5A5F66"/>
-          <w:sz w:val="17"/>
+          <w:sz w:val="22"/>
           <w:szCs w:val="17"/>
         </w:rPr>
         <w:t xml:space="preserve">use the steps on your own</w:t>
@@ -3076,7 +3096,7 @@
               <w:tabs>
                 <w:tab w:val="left" w:pos="432"/>
               </w:tabs>
-              <w:spacing w:before="90" w:after="40" w:line="268" w:lineRule="auto"/>
+              <w:spacing w:before="90" w:after="40" w:line="254" w:lineRule="auto"/>
               <w:ind w:left="432" w:hanging="432"/>
             </w:pPr>
             <w:r>
@@ -3150,7 +3170,7 @@
                     <w:tabs>
                       <w:tab w:val="left" w:pos="340"/>
                     </w:tabs>
-                    <w:spacing w:before="0" w:after="0" w:line="276" w:lineRule="auto"/>
+                    <w:spacing w:before="0" w:after="0" w:line="258" w:lineRule="auto"/>
                     <w:ind w:left="340" w:hanging="340"/>
                   </w:pPr>
                   <w:r>
@@ -3198,7 +3218,7 @@
                       <w:szCs w:val="22"/>
                       <w:u w:val="single"/>
                     </w:rPr>
-                    <w:t xml:space="preserve">      </w:t>
+                    <w:t xml:space="preserve">          </w:t>
                   </w:r>
                 </w:p>
               </w:tc>
@@ -3212,7 +3232,7 @@
                     <w:tabs>
                       <w:tab w:val="left" w:pos="340"/>
                     </w:tabs>
-                    <w:spacing w:before="0" w:after="0" w:line="276" w:lineRule="auto"/>
+                    <w:spacing w:before="0" w:after="0" w:line="258" w:lineRule="auto"/>
                     <w:ind w:left="340" w:hanging="340"/>
                   </w:pPr>
                   <w:r>
@@ -3260,7 +3280,7 @@
                       <w:szCs w:val="22"/>
                       <w:u w:val="single"/>
                     </w:rPr>
-                    <w:t xml:space="preserve">      </w:t>
+                    <w:t xml:space="preserve">          </w:t>
                   </w:r>
                 </w:p>
               </w:tc>
@@ -3274,7 +3294,7 @@
                     <w:tabs>
                       <w:tab w:val="left" w:pos="340"/>
                     </w:tabs>
-                    <w:spacing w:before="0" w:after="0" w:line="276" w:lineRule="auto"/>
+                    <w:spacing w:before="0" w:after="0" w:line="258" w:lineRule="auto"/>
                     <w:ind w:left="340" w:hanging="340"/>
                   </w:pPr>
                   <w:r>
@@ -3322,7 +3342,7 @@
                       <w:szCs w:val="22"/>
                       <w:u w:val="single"/>
                     </w:rPr>
-                    <w:t xml:space="preserve">      </w:t>
+                    <w:t xml:space="preserve">          </w:t>
                   </w:r>
                 </w:p>
               </w:tc>
@@ -3342,7 +3362,7 @@
                     <w:tabs>
                       <w:tab w:val="left" w:pos="340"/>
                     </w:tabs>
-                    <w:spacing w:before="0" w:after="0" w:line="276" w:lineRule="auto"/>
+                    <w:spacing w:before="0" w:after="0" w:line="258" w:lineRule="auto"/>
                     <w:ind w:left="340" w:hanging="340"/>
                   </w:pPr>
                   <w:r>
@@ -3390,7 +3410,7 @@
                       <w:szCs w:val="22"/>
                       <w:u w:val="single"/>
                     </w:rPr>
-                    <w:t xml:space="preserve">      </w:t>
+                    <w:t xml:space="preserve">          </w:t>
                   </w:r>
                 </w:p>
               </w:tc>
@@ -3404,7 +3424,7 @@
                     <w:tabs>
                       <w:tab w:val="left" w:pos="340"/>
                     </w:tabs>
-                    <w:spacing w:before="0" w:after="0" w:line="276" w:lineRule="auto"/>
+                    <w:spacing w:before="0" w:after="0" w:line="258" w:lineRule="auto"/>
                     <w:ind w:left="340" w:hanging="340"/>
                   </w:pPr>
                   <w:r>
@@ -3452,7 +3472,7 @@
                       <w:szCs w:val="22"/>
                       <w:u w:val="single"/>
                     </w:rPr>
-                    <w:t xml:space="preserve">      </w:t>
+                    <w:t xml:space="preserve">          </w:t>
                   </w:r>
                 </w:p>
               </w:tc>
@@ -3466,7 +3486,7 @@
                     <w:tabs>
                       <w:tab w:val="left" w:pos="340"/>
                     </w:tabs>
-                    <w:spacing w:before="0" w:after="0" w:line="276" w:lineRule="auto"/>
+                    <w:spacing w:before="0" w:after="0" w:line="258" w:lineRule="auto"/>
                     <w:ind w:left="340" w:hanging="340"/>
                   </w:pPr>
                   <w:r>
@@ -3514,7 +3534,7 @@
                       <w:szCs w:val="22"/>
                       <w:u w:val="single"/>
                     </w:rPr>
-                    <w:t xml:space="preserve">      </w:t>
+                    <w:t xml:space="preserve">          </w:t>
                   </w:r>
                 </w:p>
               </w:tc>
@@ -3535,6 +3555,7 @@
     </w:p>
     <w:p>
       <w:pPr>
+        <w:pStyle w:val="Heading2"/>
         <w:keepNext/>
         <w:pBdr>
           <w:bottom w:val="single" w:sz="8" w:space="3" w:color="003A70"/>
@@ -3550,7 +3571,7 @@
           <w:b/>
           <w:color w:val="003A70"/>
           <w:spacing w:val="14"/>
-          <w:sz w:val="19"/>
+          <w:sz w:val="22"/>
           <w:szCs w:val="19"/>
         </w:rPr>
         <w:t xml:space="preserve">READY CHECK</w:t>
@@ -3569,7 +3590,7 @@
           <w:rFonts w:ascii="Avenir Next" w:hAnsi="Avenir Next" w:cs="Avenir Next" w:eastAsia="Avenir Next"/>
           <w:i/>
           <w:color w:val="5A5F66"/>
-          <w:sz w:val="17"/>
+          <w:sz w:val="22"/>
           <w:szCs w:val="17"/>
         </w:rPr>
         <w:t xml:space="preserve">a problem like the one in today’s lesson</w:t>
@@ -3619,7 +3640,7 @@
               <w:tabs>
                 <w:tab w:val="left" w:pos="432"/>
               </w:tabs>
-              <w:spacing w:before="90" w:after="40" w:line="268" w:lineRule="auto"/>
+              <w:spacing w:before="90" w:after="40" w:line="254" w:lineRule="auto"/>
               <w:ind w:left="432" w:hanging="432"/>
             </w:pPr>
             <w:r>
@@ -3693,7 +3714,7 @@
                     <w:tabs>
                       <w:tab w:val="left" w:pos="340"/>
                     </w:tabs>
-                    <w:spacing w:before="0" w:after="0" w:line="264" w:lineRule="auto"/>
+                    <w:spacing w:before="0" w:after="0" w:line="252" w:lineRule="auto"/>
                     <w:ind w:left="340" w:hanging="340"/>
                   </w:pPr>
                   <w:r>
@@ -3701,25 +3722,25 @@
                       <w:rFonts w:ascii="Avenir Next" w:hAnsi="Avenir Next" w:cs="Avenir Next" w:eastAsia="Avenir Next"/>
                       <w:b/>
                       <w:color w:val="003A70"/>
+                      <w:sz w:val="22"/>
+                      <w:szCs w:val="21"/>
+                    </w:rPr>
+                    <w:t xml:space="preserve">A</w:t>
+                  </w:r>
+                  <w:r>
+                    <w:rPr>
+                      <w:rFonts w:ascii="Avenir Next" w:hAnsi="Avenir Next" w:cs="Avenir Next" w:eastAsia="Avenir Next"/>
+                      <w:color w:val="1A1A1A"/>
                       <w:sz w:val="21"/>
                       <w:szCs w:val="21"/>
                     </w:rPr>
-                    <w:t xml:space="preserve">A</w:t>
-                  </w:r>
-                  <w:r>
-                    <w:rPr>
-                      <w:rFonts w:ascii="Avenir Next" w:hAnsi="Avenir Next" w:cs="Avenir Next" w:eastAsia="Avenir Next"/>
-                      <w:color w:val="1A1A1A"/>
-                      <w:sz w:val="21"/>
-                      <w:szCs w:val="21"/>
-                    </w:rPr>
                     <w:tab/>
                   </w:r>
                   <w:r>
                     <w:rPr>
                       <w:rFonts w:ascii="Avenir Next" w:hAnsi="Avenir Next" w:cs="Avenir Next" w:eastAsia="Avenir Next"/>
                       <w:color w:val="1A1A1A"/>
-                      <w:sz w:val="21"/>
+                      <w:sz w:val="22"/>
                       <w:szCs w:val="21"/>
                     </w:rPr>
                     <w:t xml:space="preserve">6</w:t>
@@ -3736,7 +3757,7 @@
                     <w:tabs>
                       <w:tab w:val="left" w:pos="340"/>
                     </w:tabs>
-                    <w:spacing w:before="0" w:after="0" w:line="264" w:lineRule="auto"/>
+                    <w:spacing w:before="0" w:after="0" w:line="252" w:lineRule="auto"/>
                     <w:ind w:left="340" w:hanging="340"/>
                   </w:pPr>
                   <w:r>
@@ -3744,25 +3765,25 @@
                       <w:rFonts w:ascii="Avenir Next" w:hAnsi="Avenir Next" w:cs="Avenir Next" w:eastAsia="Avenir Next"/>
                       <w:b/>
                       <w:color w:val="003A70"/>
+                      <w:sz w:val="22"/>
+                      <w:szCs w:val="21"/>
+                    </w:rPr>
+                    <w:t xml:space="preserve">B</w:t>
+                  </w:r>
+                  <w:r>
+                    <w:rPr>
+                      <w:rFonts w:ascii="Avenir Next" w:hAnsi="Avenir Next" w:cs="Avenir Next" w:eastAsia="Avenir Next"/>
+                      <w:color w:val="1A1A1A"/>
                       <w:sz w:val="21"/>
                       <w:szCs w:val="21"/>
                     </w:rPr>
-                    <w:t xml:space="preserve">B</w:t>
-                  </w:r>
-                  <w:r>
-                    <w:rPr>
-                      <w:rFonts w:ascii="Avenir Next" w:hAnsi="Avenir Next" w:cs="Avenir Next" w:eastAsia="Avenir Next"/>
-                      <w:color w:val="1A1A1A"/>
-                      <w:sz w:val="21"/>
-                      <w:szCs w:val="21"/>
-                    </w:rPr>
                     <w:tab/>
                   </w:r>
                   <w:r>
                     <w:rPr>
                       <w:rFonts w:ascii="Avenir Next" w:hAnsi="Avenir Next" w:cs="Avenir Next" w:eastAsia="Avenir Next"/>
                       <w:color w:val="1A1A1A"/>
-                      <w:sz w:val="21"/>
+                      <w:sz w:val="22"/>
                       <w:szCs w:val="21"/>
                     </w:rPr>
                     <w:t xml:space="preserve">7</w:t>
@@ -3779,7 +3800,7 @@
                     <w:tabs>
                       <w:tab w:val="left" w:pos="340"/>
                     </w:tabs>
-                    <w:spacing w:before="0" w:after="0" w:line="264" w:lineRule="auto"/>
+                    <w:spacing w:before="0" w:after="0" w:line="252" w:lineRule="auto"/>
                     <w:ind w:left="340" w:hanging="340"/>
                   </w:pPr>
                   <w:r>
@@ -3787,25 +3808,25 @@
                       <w:rFonts w:ascii="Avenir Next" w:hAnsi="Avenir Next" w:cs="Avenir Next" w:eastAsia="Avenir Next"/>
                       <w:b/>
                       <w:color w:val="003A70"/>
+                      <w:sz w:val="22"/>
+                      <w:szCs w:val="21"/>
+                    </w:rPr>
+                    <w:t xml:space="preserve">C</w:t>
+                  </w:r>
+                  <w:r>
+                    <w:rPr>
+                      <w:rFonts w:ascii="Avenir Next" w:hAnsi="Avenir Next" w:cs="Avenir Next" w:eastAsia="Avenir Next"/>
+                      <w:color w:val="1A1A1A"/>
                       <w:sz w:val="21"/>
                       <w:szCs w:val="21"/>
                     </w:rPr>
-                    <w:t xml:space="preserve">C</w:t>
-                  </w:r>
-                  <w:r>
-                    <w:rPr>
-                      <w:rFonts w:ascii="Avenir Next" w:hAnsi="Avenir Next" w:cs="Avenir Next" w:eastAsia="Avenir Next"/>
-                      <w:color w:val="1A1A1A"/>
-                      <w:sz w:val="21"/>
-                      <w:szCs w:val="21"/>
-                    </w:rPr>
                     <w:tab/>
                   </w:r>
                   <w:r>
                     <w:rPr>
                       <w:rFonts w:ascii="Avenir Next" w:hAnsi="Avenir Next" w:cs="Avenir Next" w:eastAsia="Avenir Next"/>
                       <w:color w:val="1A1A1A"/>
-                      <w:sz w:val="21"/>
+                      <w:sz w:val="22"/>
                       <w:szCs w:val="21"/>
                     </w:rPr>
                     <w:t xml:space="preserve">8</w:t>
@@ -3822,7 +3843,7 @@
                     <w:tabs>
                       <w:tab w:val="left" w:pos="340"/>
                     </w:tabs>
-                    <w:spacing w:before="0" w:after="0" w:line="264" w:lineRule="auto"/>
+                    <w:spacing w:before="0" w:after="0" w:line="252" w:lineRule="auto"/>
                     <w:ind w:left="340" w:hanging="340"/>
                   </w:pPr>
                   <w:r>
@@ -3830,25 +3851,25 @@
                       <w:rFonts w:ascii="Avenir Next" w:hAnsi="Avenir Next" w:cs="Avenir Next" w:eastAsia="Avenir Next"/>
                       <w:b/>
                       <w:color w:val="003A70"/>
+                      <w:sz w:val="22"/>
+                      <w:szCs w:val="21"/>
+                    </w:rPr>
+                    <w:t xml:space="preserve">D</w:t>
+                  </w:r>
+                  <w:r>
+                    <w:rPr>
+                      <w:rFonts w:ascii="Avenir Next" w:hAnsi="Avenir Next" w:cs="Avenir Next" w:eastAsia="Avenir Next"/>
+                      <w:color w:val="1A1A1A"/>
                       <w:sz w:val="21"/>
                       <w:szCs w:val="21"/>
                     </w:rPr>
-                    <w:t xml:space="preserve">D</w:t>
-                  </w:r>
-                  <w:r>
-                    <w:rPr>
-                      <w:rFonts w:ascii="Avenir Next" w:hAnsi="Avenir Next" w:cs="Avenir Next" w:eastAsia="Avenir Next"/>
-                      <w:color w:val="1A1A1A"/>
-                      <w:sz w:val="21"/>
-                      <w:szCs w:val="21"/>
-                    </w:rPr>
                     <w:tab/>
                   </w:r>
                   <w:r>
                     <w:rPr>
                       <w:rFonts w:ascii="Avenir Next" w:hAnsi="Avenir Next" w:cs="Avenir Next" w:eastAsia="Avenir Next"/>
                       <w:color w:val="1A1A1A"/>
-                      <w:sz w:val="21"/>
+                      <w:sz w:val="22"/>
                       <w:szCs w:val="21"/>
                     </w:rPr>
                     <w:t xml:space="preserve">14</w:t>
@@ -3897,19 +3918,42 @@
         <w:tblLook w:val="0000" w:firstRow="0" w:lastRow="0" w:firstColumn="0" w:lastColumn="0" w:noHBand="1" w:noVBand="1"/>
       </w:tblPr>
       <w:tblGrid>
-        <w:gridCol w:w="2000"/>
-        <w:gridCol w:w="2300"/>
-        <w:gridCol w:w="2100"/>
-        <w:gridCol w:w="3104"/>
+        <w:gridCol w:w="1750"/>
+        <w:gridCol w:w="2500"/>
+        <w:gridCol w:w="2200"/>
+        <w:gridCol w:w="3054"/>
       </w:tblGrid>
       <w:tr>
         <w:trPr>
           <w:cantSplit/>
-          <w:trHeight w:val="320" w:hRule="atLeast"/>
+          <w:trHeight w:val="300" w:hRule="atLeast"/>
         </w:trPr>
         <w:tc>
           <w:tcPr>
-            <w:tcW w:w="2000" w:type="dxa"/>
+            <w:tcW w:w="1750" w:type="dxa"/>
+            <w:vAlign w:val="center"/>
+          </w:tcPr>
+          <w:p>
+            <w:pPr>
+              <w:pStyle w:val="Heading2"/>
+              <w:spacing w:before="0" w:after="0" w:line="240" w:lineRule="auto"/>
+            </w:pPr>
+            <w:r>
+              <w:rPr>
+                <w:rFonts w:ascii="Avenir Next" w:hAnsi="Avenir Next" w:cs="Avenir Next" w:eastAsia="Avenir Next"/>
+                <w:b/>
+                <w:color w:val="003A70"/>
+                <w:spacing w:val="12"/>
+                <w:sz w:val="15"/>
+                <w:szCs w:val="15"/>
+              </w:rPr>
+              <w:t xml:space="preserve">CHECK YOURSELF</w:t>
+            </w:r>
+          </w:p>
+        </w:tc>
+        <w:tc>
+          <w:tcPr>
+            <w:tcW w:w="2500" w:type="dxa"/>
             <w:vAlign w:val="center"/>
           </w:tcPr>
           <w:p>
@@ -3918,20 +3962,27 @@
             </w:pPr>
             <w:r>
               <w:rPr>
-                <w:rFonts w:ascii="Avenir Next" w:hAnsi="Avenir Next" w:cs="Avenir Next" w:eastAsia="Avenir Next"/>
-                <w:b/>
-                <w:color w:val="003A70"/>
-                <w:spacing w:val="12"/>
-                <w:sz w:val="15"/>
-                <w:szCs w:val="15"/>
-              </w:rPr>
-              <w:t xml:space="preserve">CHECK YOURSELF</w:t>
+                <w:rFonts w:ascii="Arial" w:hAnsi="Arial" w:cs="Arial" w:eastAsia="Arial"/>
+                <w:color w:val="1A1A1A"/>
+                <w:sz w:val="20"/>
+                <w:szCs w:val="20"/>
+              </w:rPr>
+              <w:t xml:space="preserve">□</w:t>
+            </w:r>
+            <w:r>
+              <w:rPr>
+                <w:rFonts w:ascii="Avenir Next" w:hAnsi="Avenir Next" w:cs="Avenir Next" w:eastAsia="Avenir Next"/>
+                <w:color w:val="1A1A1A"/>
+                <w:sz w:val="17"/>
+                <w:szCs w:val="17"/>
+              </w:rPr>
+              <w:t xml:space="preserve">  I can do this on my own</w:t>
             </w:r>
           </w:p>
         </w:tc>
         <w:tc>
           <w:tcPr>
-            <w:tcW w:w="2300" w:type="dxa"/>
+            <w:tcW w:w="2200" w:type="dxa"/>
             <w:vAlign w:val="center"/>
           </w:tcPr>
           <w:p>
@@ -3942,8 +3993,8 @@
               <w:rPr>
                 <w:rFonts w:ascii="Arial" w:hAnsi="Arial" w:cs="Arial" w:eastAsia="Arial"/>
                 <w:color w:val="1A1A1A"/>
-                <w:sz w:val="24"/>
-                <w:szCs w:val="24"/>
+                <w:sz w:val="20"/>
+                <w:szCs w:val="20"/>
               </w:rPr>
               <w:t xml:space="preserve">□</w:t>
             </w:r>
@@ -3954,13 +4005,13 @@
                 <w:sz w:val="17"/>
                 <w:szCs w:val="17"/>
               </w:rPr>
-              <w:t xml:space="preserve">  I can do this on my own</w:t>
+              <w:t xml:space="preserve">  I need a little help</w:t>
             </w:r>
           </w:p>
         </w:tc>
         <w:tc>
           <w:tcPr>
-            <w:tcW w:w="2100" w:type="dxa"/>
+            <w:tcW w:w="3054" w:type="dxa"/>
             <w:vAlign w:val="center"/>
           </w:tcPr>
           <w:p>
@@ -3971,37 +4022,8 @@
               <w:rPr>
                 <w:rFonts w:ascii="Arial" w:hAnsi="Arial" w:cs="Arial" w:eastAsia="Arial"/>
                 <w:color w:val="1A1A1A"/>
-                <w:sz w:val="24"/>
-                <w:szCs w:val="24"/>
-              </w:rPr>
-              <w:t xml:space="preserve">□</w:t>
-            </w:r>
-            <w:r>
-              <w:rPr>
-                <w:rFonts w:ascii="Avenir Next" w:hAnsi="Avenir Next" w:cs="Avenir Next" w:eastAsia="Avenir Next"/>
-                <w:color w:val="1A1A1A"/>
-                <w:sz w:val="17"/>
-                <w:szCs w:val="17"/>
-              </w:rPr>
-              <w:t xml:space="preserve">  I need a little help</w:t>
-            </w:r>
-          </w:p>
-        </w:tc>
-        <w:tc>
-          <w:tcPr>
-            <w:tcW w:w="3104" w:type="dxa"/>
-            <w:vAlign w:val="center"/>
-          </w:tcPr>
-          <w:p>
-            <w:pPr>
-              <w:spacing w:before="0" w:after="0" w:line="240" w:lineRule="auto"/>
-            </w:pPr>
-            <w:r>
-              <w:rPr>
-                <w:rFonts w:ascii="Arial" w:hAnsi="Arial" w:cs="Arial" w:eastAsia="Arial"/>
-                <w:color w:val="1A1A1A"/>
-                <w:sz w:val="24"/>
-                <w:szCs w:val="24"/>
+                <w:sz w:val="20"/>
+                <w:szCs w:val="20"/>
               </w:rPr>
               <w:t xml:space="preserve">□</w:t>
             </w:r>
@@ -4036,7 +4058,7 @@
     <w:sectPr>
       <w:footerReference w:type="default" r:id="rIdFooter1"/>
       <w:pgSz w:w="12240" w:h="15840"/>
-      <w:pgMar w:top="893" w:right="1224" w:bottom="835" w:left="1512" w:header="432" w:footer="432" w:gutter="0"/>
+      <w:pgMar w:top="780" w:right="1224" w:bottom="760" w:left="1512" w:header="432" w:footer="432" w:gutter="0"/>
       <w:cols w:space="720"/>
     </w:sectPr>
   </w:body>
@@ -4116,7 +4138,106 @@
               <w:sz w:val="15"/>
               <w:szCs w:val="15"/>
             </w:rPr>
-            <w:t xml:space="preserve">Lesson 2-2  ·  Session 1  ·  Prerequisite Practice A</w:t>
+            <w:t xml:space="preserve">2-2 · Page </w:t>
+          </w:r>
+          <w:r>
+            <w:rPr>
+              <w:rFonts w:ascii="Avenir Next" w:hAnsi="Avenir Next" w:cs="Avenir Next" w:eastAsia="Avenir Next"/>
+              <w:color w:val="5A5F66"/>
+              <w:sz w:val="15"/>
+              <w:szCs w:val="15"/>
+            </w:rPr>
+            <w:fldChar w:fldCharType="begin"/>
+          </w:r>
+          <w:r>
+            <w:rPr>
+              <w:rFonts w:ascii="Avenir Next" w:hAnsi="Avenir Next" w:cs="Avenir Next" w:eastAsia="Avenir Next"/>
+              <w:color w:val="5A5F66"/>
+              <w:sz w:val="15"/>
+              <w:szCs w:val="15"/>
+            </w:rPr>
+            <w:instrText xml:space="preserve"> PAGE </w:instrText>
+          </w:r>
+          <w:r>
+            <w:rPr>
+              <w:rFonts w:ascii="Avenir Next" w:hAnsi="Avenir Next" w:cs="Avenir Next" w:eastAsia="Avenir Next"/>
+              <w:color w:val="5A5F66"/>
+              <w:sz w:val="15"/>
+              <w:szCs w:val="15"/>
+            </w:rPr>
+            <w:fldChar w:fldCharType="separate"/>
+          </w:r>
+          <w:r>
+            <w:rPr>
+              <w:rFonts w:ascii="Avenir Next" w:hAnsi="Avenir Next" w:cs="Avenir Next" w:eastAsia="Avenir Next"/>
+              <w:color w:val="5A5F66"/>
+              <w:sz w:val="15"/>
+              <w:szCs w:val="15"/>
+            </w:rPr>
+            <w:t xml:space="preserve">1</w:t>
+          </w:r>
+          <w:r>
+            <w:rPr>
+              <w:rFonts w:ascii="Avenir Next" w:hAnsi="Avenir Next" w:cs="Avenir Next" w:eastAsia="Avenir Next"/>
+              <w:color w:val="5A5F66"/>
+              <w:sz w:val="15"/>
+              <w:szCs w:val="15"/>
+            </w:rPr>
+            <w:fldChar w:fldCharType="end"/>
+          </w:r>
+          <w:r>
+            <w:rPr>
+              <w:rFonts w:ascii="Avenir Next" w:hAnsi="Avenir Next" w:cs="Avenir Next" w:eastAsia="Avenir Next"/>
+              <w:color w:val="5A5F66"/>
+              <w:sz w:val="15"/>
+              <w:szCs w:val="15"/>
+            </w:rPr>
+            <w:t xml:space="preserve"> of </w:t>
+          </w:r>
+          <w:r>
+            <w:rPr>
+              <w:rFonts w:ascii="Avenir Next" w:hAnsi="Avenir Next" w:cs="Avenir Next" w:eastAsia="Avenir Next"/>
+              <w:color w:val="5A5F66"/>
+              <w:sz w:val="15"/>
+              <w:szCs w:val="15"/>
+            </w:rPr>
+            <w:fldChar w:fldCharType="begin"/>
+          </w:r>
+          <w:r>
+            <w:rPr>
+              <w:rFonts w:ascii="Avenir Next" w:hAnsi="Avenir Next" w:cs="Avenir Next" w:eastAsia="Avenir Next"/>
+              <w:color w:val="5A5F66"/>
+              <w:sz w:val="15"/>
+              <w:szCs w:val="15"/>
+            </w:rPr>
+            <w:instrText xml:space="preserve"> NUMPAGES </w:instrText>
+          </w:r>
+          <w:r>
+            <w:rPr>
+              <w:rFonts w:ascii="Avenir Next" w:hAnsi="Avenir Next" w:cs="Avenir Next" w:eastAsia="Avenir Next"/>
+              <w:color w:val="5A5F66"/>
+              <w:sz w:val="15"/>
+              <w:szCs w:val="15"/>
+            </w:rPr>
+            <w:fldChar w:fldCharType="separate"/>
+          </w:r>
+          <w:r>
+            <w:rPr>
+              <w:rFonts w:ascii="Avenir Next" w:hAnsi="Avenir Next" w:cs="Avenir Next" w:eastAsia="Avenir Next"/>
+              <w:color w:val="5A5F66"/>
+              <w:sz w:val="15"/>
+              <w:szCs w:val="15"/>
+            </w:rPr>
+            <w:t xml:space="preserve">1</w:t>
+          </w:r>
+          <w:r>
+            <w:rPr>
+              <w:rFonts w:ascii="Avenir Next" w:hAnsi="Avenir Next" w:cs="Avenir Next" w:eastAsia="Avenir Next"/>
+              <w:color w:val="5A5F66"/>
+              <w:sz w:val="15"/>
+              <w:szCs w:val="15"/>
+            </w:rPr>
+            <w:fldChar w:fldCharType="end"/>
           </w:r>
         </w:p>
       </w:tc>
@@ -4159,5 +4280,23 @@
       </w:tblCellMar>
     </w:tblPr>
   </w:style>
+  <w:style w:type="paragraph" w:styleId="Heading1">
+    <w:name w:val="heading 1"/>
+    <w:basedOn w:val="Normal"/>
+    <w:pPr>
+      <w:outlineLvl w:val="0"/>
+      <w:keepNext w:val="0"/>
+      <w:keepLines w:val="0"/>
+    </w:pPr>
+  </w:style>
+  <w:style w:type="paragraph" w:styleId="Heading2">
+    <w:name w:val="heading 2"/>
+    <w:basedOn w:val="Normal"/>
+    <w:pPr>
+      <w:outlineLvl w:val="1"/>
+      <w:keepNext w:val="0"/>
+      <w:keepLines w:val="0"/>
+    </w:pPr>
+  </w:style>
 </w:styles>
 </file>